--- a/delta_hydro.docx
+++ b/delta_hydro.docx
@@ -2,7 +2,7 @@
 <file path=word/document.xml><?xml version="1.0" encoding="utf-8"?>
 <w:document xmlns:w="http://schemas.openxmlformats.org/wordprocessingml/2006/main" xmlns:m="http://schemas.openxmlformats.org/officeDocument/2006/math" xmlns:r="http://schemas.openxmlformats.org/officeDocument/2006/relationships" xmlns:o="urn:schemas-microsoft-com:office:office" xmlns:v="urn:schemas-microsoft-com:vml" xmlns:w10="urn:schemas-microsoft-com:office:word" xmlns:a="http://schemas.openxmlformats.org/drawingml/2006/main" xmlns:pic="http://schemas.openxmlformats.org/drawingml/2006/picture" xmlns:wp="http://schemas.openxmlformats.org/drawingml/2006/wordprocessingDrawing">
   <w:body>
-    <w:bookmarkStart w:id="31" w:name="Xf95f5b70571ba8021d6ee24a1278b8507812738"/>
+    <w:bookmarkStart w:id="34" w:name="Xf95f5b70571ba8021d6ee24a1278b8507812738"/>
     <w:p>
       <w:pPr>
         <w:pStyle w:val="Heading2"/>
@@ -26,7 +26,7 @@
           <w:i/>
           <w:iCs/>
         </w:rPr>
-        <w:t xml:space="preserve">December 03, 2025</w:t>
+        <w:t xml:space="preserve">December 23, 2025</w:t>
       </w:r>
     </w:p>
     <w:bookmarkStart w:id="20" w:name="operational-and-regulatory-conditions"/>
@@ -61,7 +61,7 @@
         <w:pStyle w:val="FirstParagraph"/>
       </w:pPr>
       <w:r>
-        <w:t xml:space="preserve">Most recent inflow at Freeport in the Sacramento River and Vernalis in the San Joaquin River is 11,010 and 883 cfs respectively. Most recent 1-day, 5-day, and 14-day OMRI measurements were -5,355, -5,790, and -7,182 respectively, and most recent export data were 1,782 for Jones Pumping Plant and 4,046 for Henry O. Banks Pumping Plant.</w:t>
+        <w:t xml:space="preserve">Most recent inflow at Freeport in the Sacramento River and Vernalis in the San Joaquin River is 32,753 and 5,784 cfs respectively. Most recent 1-day, 5-day, and 14-day OMRI measurements were -6,428, -5,551, and -3,587 respectively, and most recent export data were 3,531 for Jones Pumping Plant and 5,562 for Henry O. Banks Pumping Plant.</w:t>
       </w:r>
     </w:p>
     <w:tbl>
@@ -194,7 +194,7 @@
                 <w:p>
                   <w:pPr>
                     <w:pStyle w:val="Compact"/>
-                    <w:jc w:val="right"/>
+                    <w:jc w:val="left"/>
                     <w:jc w:val="center"/>
                   </w:pPr>
                   <w:r>
@@ -207,7 +207,7 @@
                 <w:p>
                   <w:pPr>
                     <w:pStyle w:val="Compact"/>
-                    <w:jc w:val="left"/>
+                    <w:jc w:val="right"/>
                     <w:jc w:val="center"/>
                   </w:pPr>
                   <w:r>
@@ -220,7 +220,7 @@
                 <w:p>
                   <w:pPr>
                     <w:pStyle w:val="Compact"/>
-                    <w:jc w:val="left"/>
+                    <w:jc w:val="right"/>
                     <w:jc w:val="center"/>
                   </w:pPr>
                   <w:r>
@@ -233,7 +233,7 @@
                 <w:p>
                   <w:pPr>
                     <w:pStyle w:val="Compact"/>
-                    <w:jc w:val="left"/>
+                    <w:jc w:val="right"/>
                     <w:jc w:val="center"/>
                   </w:pPr>
                   <w:r>
@@ -246,7 +246,7 @@
                 <w:p>
                   <w:pPr>
                     <w:pStyle w:val="Compact"/>
-                    <w:jc w:val="left"/>
+                    <w:jc w:val="right"/>
                     <w:jc w:val="center"/>
                   </w:pPr>
                   <w:r>
@@ -259,7 +259,7 @@
                 <w:p>
                   <w:pPr>
                     <w:pStyle w:val="Compact"/>
-                    <w:jc w:val="left"/>
+                    <w:jc w:val="right"/>
                     <w:jc w:val="center"/>
                   </w:pPr>
                   <w:r>
@@ -274,7 +274,7 @@
                 <w:p>
                   <w:pPr>
                     <w:pStyle w:val="Compact"/>
-                    <w:jc w:val="right"/>
+                    <w:jc w:val="left"/>
                     <w:jc w:val="center"/>
                   </w:pPr>
                   <w:r>
@@ -287,7 +287,7 @@
                 <w:p>
                   <w:pPr>
                     <w:pStyle w:val="Compact"/>
-                    <w:jc w:val="left"/>
+                    <w:jc w:val="right"/>
                     <w:jc w:val="center"/>
                   </w:pPr>
                   <w:r>
@@ -300,7 +300,7 @@
                 <w:p>
                   <w:pPr>
                     <w:pStyle w:val="Compact"/>
-                    <w:jc w:val="left"/>
+                    <w:jc w:val="right"/>
                     <w:jc w:val="center"/>
                   </w:pPr>
                   <w:r>
@@ -313,7 +313,7 @@
                 <w:p>
                   <w:pPr>
                     <w:pStyle w:val="Compact"/>
-                    <w:jc w:val="left"/>
+                    <w:jc w:val="right"/>
                     <w:jc w:val="center"/>
                   </w:pPr>
                   <w:r>
@@ -326,7 +326,7 @@
                 <w:p>
                   <w:pPr>
                     <w:pStyle w:val="Compact"/>
-                    <w:jc w:val="left"/>
+                    <w:jc w:val="right"/>
                     <w:jc w:val="center"/>
                   </w:pPr>
                   <w:r>
@@ -339,7 +339,7 @@
                 <w:p>
                   <w:pPr>
                     <w:pStyle w:val="Compact"/>
-                    <w:jc w:val="left"/>
+                    <w:jc w:val="right"/>
                     <w:jc w:val="center"/>
                   </w:pPr>
                   <w:r>
@@ -355,7 +355,7 @@
       </w:tr>
     </w:tbl>
     <w:bookmarkEnd w:id="26"/>
-    <w:bookmarkStart w:id="30" w:name="zone-of-influence"/>
+    <w:bookmarkStart w:id="33" w:name="zone-of-influence"/>
     <w:p>
       <w:pPr>
         <w:pStyle w:val="Heading3"/>
@@ -369,7 +369,7 @@
         <w:pStyle w:val="FirstParagraph"/>
       </w:pPr>
       <w:r>
-        <w:t xml:space="preserve">The Zone of Influence (ZOI) analysis served as a Line of Evidence for comparing alternative actions in the Long Term Operations EIS. This analysis evaluated the spatial extent of hydrologic alteration resulting from pumping under varying Old and Middle River flow conditions and Sacramento-San Joaquin river inflow conditions. This analysis was adapted for the assessment by focusing on a single alternative, Alt2woTUCPDeltaVa, which served as the proposed action in the LTO, and binned maps into 1 of 9 categories based on low, medium, and high inflows from the Sacramento and San Joaquin flow. In general, changes in channel length across OMR levels may correlate with entrainment risk, where larger increases in channel length from more positive to more negative OMR represent greater entrainment risk.</w:t>
+        <w:t xml:space="preserve">The Zone of Influence (ZOI) analysis served as a Line of Evidence for comparing alternative actions in the Long Term Operations EIS. This analysis evaluated the spatial extent of hydrologic alteration resulting from pumping under varying Old and Middle River flow conditions and Sacramento-San Joaquin river inflow conditions. This analysis was adapted for the assessment by focusing on a single alternative, Alt2woTUCPDeltaVa, which served as the proposed action in the 2024 Record of Decision, and binned maps into 1 of 9 categories based on low, medium, and high inflows from the Sacramento and San Joaquin flow. In general, changes in channel length across OMR levels may correlate with entrainment risk, where larger increases in channel length from more positive to more negative OMR represent greater entrainment risk.</w:t>
       </w:r>
     </w:p>
     <w:p>
@@ -377,90 +377,190 @@
         <w:pStyle w:val="BodyText"/>
       </w:pPr>
       <w:r>
-        <w:t xml:space="preserve">Current conditions at Freeport and Vernalis indicate that delta hydrology falls within the</w:t>
+        <w:t xml:space="preserve">Current conditions were queried from most recent Freeport flow data on the Sacramento River and Vernalis flow data on the San Joaquin river from</w:t>
       </w:r>
       <w:r>
         <w:t xml:space="preserve"> </w:t>
       </w:r>
-      <w:r>
-        <w:t xml:space="preserve">‘lolo’</w:t>
+      <w:hyperlink r:id="rId27">
+        <w:r>
+          <w:rPr>
+            <w:rStyle w:val="Hyperlink"/>
+          </w:rPr>
+          <w:t xml:space="preserve">SacPAS</w:t>
+        </w:r>
+      </w:hyperlink>
+      <w:r>
+        <w:t xml:space="preserve">. Forecasted flows were queried from short range deterministic flows provided by the</w:t>
       </w:r>
       <w:r>
         <w:t xml:space="preserve"> </w:t>
       </w:r>
-      <w:r>
-        <w:t xml:space="preserve">category (see appendix for hydrology bin definitions). The altered channel length for the</w:t>
-      </w:r>
-      <w:r>
-        <w:t xml:space="preserve"> </w:t>
-      </w:r>
-      <w:r>
-        <w:t xml:space="preserve">‘lolo’</w:t>
-      </w:r>
-      <w:r>
-        <w:t xml:space="preserve"> </w:t>
-      </w:r>
-      <w:r>
-        <w:t xml:space="preserve">hydrology is 16 kilometers (km) for an OMR of -2000 and 163 km for an OMR of &lt;-5500. Change in altered channel length between OMR levels is 147 km, which represents 20.6% of change in altered channel length among the nine hydrology bins</w:t>
+      <w:hyperlink r:id="rId28">
+        <w:r>
+          <w:rPr>
+            <w:rStyle w:val="Hyperlink"/>
+          </w:rPr>
+          <w:t xml:space="preserve">California Nevada River Forecast Center</w:t>
+        </w:r>
+      </w:hyperlink>
+      <w:r>
+        <w:t xml:space="preserve">.</w:t>
       </w:r>
     </w:p>
     <w:p>
       <w:pPr>
-        <w:pStyle w:val="CaptionedFigure"/>
-      </w:pPr>
-      <w:r>
-        <w:drawing>
-          <wp:inline>
-            <wp:extent cx="5334000" cy="5334000"/>
-            <wp:effectExtent b="0" l="0" r="0" t="0"/>
-            <wp:docPr descr="Modeled Zone of Influence at different OMRI scenarios based on current inflow hydrology from the Sacramento River and San Joaquin River" title="" id="28" name="Picture"/>
-            <a:graphic>
-              <a:graphicData uri="http://schemas.openxmlformats.org/drawingml/2006/picture">
-                <pic:pic>
-                  <pic:nvPicPr>
-                    <pic:cNvPr descr="delta_hydro_files/figure-docx/zoi_graph-1.png" id="29" name="Picture"/>
-                    <pic:cNvPicPr>
-                      <a:picLocks noChangeArrowheads="1" noChangeAspect="1"/>
-                    </pic:cNvPicPr>
-                  </pic:nvPicPr>
-                  <pic:blipFill>
-                    <a:blip r:embed="rId27"/>
-                    <a:stretch>
-                      <a:fillRect/>
-                    </a:stretch>
-                  </pic:blipFill>
-                  <pic:spPr bwMode="auto">
-                    <a:xfrm>
-                      <a:off x="0" y="0"/>
-                      <a:ext cx="5334000" cy="5334000"/>
-                    </a:xfrm>
-                    <a:prstGeom prst="rect">
-                      <a:avLst/>
-                    </a:prstGeom>
-                    <a:noFill/>
-                    <a:ln w="9525">
-                      <a:noFill/>
-                      <a:headEnd/>
-                      <a:tailEnd/>
-                    </a:ln>
-                  </pic:spPr>
-                </pic:pic>
-              </a:graphicData>
-            </a:graphic>
-          </wp:inline>
-        </w:drawing>
+        <w:pStyle w:val="BodyText"/>
+      </w:pPr>
+      <w:r>
+        <w:t xml:space="preserve">Current conditions at Freeport and Vernalis indicate that delta hydrology falls within the</w:t>
+      </w:r>
+      <w:r>
+        <w:t xml:space="preserve"> </w:t>
+      </w:r>
+      <w:r>
+        <w:t xml:space="preserve">‘hihi’</w:t>
+      </w:r>
+      <w:r>
+        <w:t xml:space="preserve"> </w:t>
+      </w:r>
+      <w:r>
+        <w:t xml:space="preserve">category. Forecasted conditions averaged across the next 7 days falls within the</w:t>
+      </w:r>
+      <w:r>
+        <w:t xml:space="preserve"> </w:t>
+      </w:r>
+      <w:r>
+        <w:t xml:space="preserve">‘hihi’</w:t>
+      </w:r>
+      <w:r>
+        <w:t xml:space="preserve"> </w:t>
+      </w:r>
+      <w:r>
+        <w:t xml:space="preserve">category.</w:t>
       </w:r>
     </w:p>
     <w:p>
       <w:pPr>
-        <w:pStyle w:val="ImageCaption"/>
-      </w:pPr>
-      <w:r>
-        <w:t xml:space="preserve">Modeled Zone of Influence at different OMRI scenarios based on current inflow hydrology from the Sacramento River and San Joaquin River</w:t>
+        <w:pStyle w:val="BodyText"/>
+      </w:pPr>
+      <w:r>
+        <w:t xml:space="preserve">The altered channel length for the current</w:t>
+      </w:r>
+      <w:r>
+        <w:t xml:space="preserve"> </w:t>
+      </w:r>
+      <w:r>
+        <w:t xml:space="preserve">“hihi”</w:t>
+      </w:r>
+      <w:r>
+        <w:t xml:space="preserve"> </w:t>
+      </w:r>
+      <w:r>
+        <w:t xml:space="preserve">hydrology is 99 kilometers (km) for an OMR of -2000 and 114 km for an OMR of &lt;-5500. The altered channel length for forecasted</w:t>
+      </w:r>
+      <w:r>
+        <w:t xml:space="preserve"> </w:t>
+      </w:r>
+      <w:r>
+        <w:t xml:space="preserve">“hihi”</w:t>
+      </w:r>
+      <w:r>
+        <w:t xml:space="preserve"> </w:t>
+      </w:r>
+      <w:r>
+        <w:t xml:space="preserve">hydrology is 99 kilometers (km) for an OMR of -2000 and 114 km for an OMR of &lt;-5500.</w:t>
       </w:r>
     </w:p>
-    <w:bookmarkEnd w:id="30"/>
-    <w:bookmarkEnd w:id="31"/>
+    <w:p>
+      <w:pPr>
+        <w:pStyle w:val="BodyText"/>
+      </w:pPr>
+      <w:r>
+        <w:t xml:space="preserve">Change in altered channel length between OMR levels is 15 km for current conditions and 15 km for forecasted conditions indicating that ZOI impacts across OMR scenarios would decrease under forecasted hydrology.</w:t>
+      </w:r>
+    </w:p>
+    <w:tbl>
+      <w:tblPr>
+        <w:tblStyle w:val="Table"/>
+        <w:tblW w:type="pct" w:w="5000"/>
+        <w:tblLayout w:type="fixed"/>
+        <w:tblLook w:firstRow="0" w:lastRow="0" w:firstColumn="0" w:lastColumn="0" w:noHBand="0" w:noVBand="0" w:val="0000"/>
+      </w:tblPr>
+      <w:tblGrid>
+        <w:gridCol w:w="7920"/>
+      </w:tblGrid>
+      <w:tr>
+        <w:tc>
+          <w:tcPr/>
+          <w:bookmarkStart w:id="32" w:name="fig-zoi_graph"/>
+          <w:p>
+            <w:pPr>
+              <w:pStyle w:val="Compact"/>
+              <w:jc w:val="center"/>
+            </w:pPr>
+            <w:r>
+              <w:drawing>
+                <wp:inline>
+                  <wp:extent cx="5334000" cy="2667000"/>
+                  <wp:effectExtent b="0" l="0" r="0" t="0"/>
+                  <wp:docPr descr="" title="" id="30" name="Picture"/>
+                  <a:graphic>
+                    <a:graphicData uri="http://schemas.openxmlformats.org/drawingml/2006/picture">
+                      <pic:pic>
+                        <pic:nvPicPr>
+                          <pic:cNvPr descr="delta_hydro_files/figure-docx/fig-zoi_graph-1.png" id="31" name="Picture"/>
+                          <pic:cNvPicPr>
+                            <a:picLocks noChangeArrowheads="1" noChangeAspect="1"/>
+                          </pic:cNvPicPr>
+                        </pic:nvPicPr>
+                        <pic:blipFill>
+                          <a:blip r:embed="rId29"/>
+                          <a:stretch>
+                            <a:fillRect/>
+                          </a:stretch>
+                        </pic:blipFill>
+                        <pic:spPr bwMode="auto">
+                          <a:xfrm>
+                            <a:off x="0" y="0"/>
+                            <a:ext cx="5334000" cy="2667000"/>
+                          </a:xfrm>
+                          <a:prstGeom prst="rect">
+                            <a:avLst/>
+                          </a:prstGeom>
+                          <a:noFill/>
+                          <a:ln w="9525">
+                            <a:noFill/>
+                            <a:headEnd/>
+                            <a:tailEnd/>
+                          </a:ln>
+                        </pic:spPr>
+                      </pic:pic>
+                    </a:graphicData>
+                  </a:graphic>
+                </wp:inline>
+              </w:drawing>
+            </w:r>
+          </w:p>
+          <w:p>
+            <w:pPr>
+              <w:jc w:val="center"/>
+            </w:pPr>
+            <w:pPr>
+              <w:jc w:val="start"/>
+              <w:spacing w:before="200"/>
+              <w:pStyle w:val="ImageCaption"/>
+            </w:pPr>
+            <w:r>
+              <w:t xml:space="preserve">Figure 2: Modeled Zone of Influence at different OMRI scenarios based on current inflow hydrology (left) and forecasted inflow hydrology (right) from the Sacramento River and San Joaquin River</w:t>
+            </w:r>
+          </w:p>
+          <w:bookmarkEnd w:id="32"/>
+        </w:tc>
+      </w:tr>
+    </w:tbl>
+    <w:bookmarkEnd w:id="33"/>
+    <w:bookmarkEnd w:id="34"/>
     <w:sectPr>
       <w:footnotePr>
         <w:numRestart w:val="eachSect"/>

--- a/delta_hydro.docx
+++ b/delta_hydro.docx
@@ -26,7 +26,7 @@
           <w:i/>
           <w:iCs/>
         </w:rPr>
-        <w:t xml:space="preserve">December 23, 2025</w:t>
+        <w:t xml:space="preserve">December 29, 2025</w:t>
       </w:r>
     </w:p>
     <w:bookmarkStart w:id="20" w:name="operational-and-regulatory-conditions"/>
@@ -43,7 +43,7 @@
         <w:pStyle w:val="FirstParagraph"/>
       </w:pPr>
       <w:r>
-        <w:t xml:space="preserve">DCC gates are the current controlling factor. See most recent weekly outlook for more information.</w:t>
+        <w:t xml:space="preserve">Entrainment management is the current controlling factor. See most recent weekly outlook for more information.</w:t>
       </w:r>
     </w:p>
     <w:bookmarkEnd w:id="20"/>
@@ -61,7 +61,7 @@
         <w:pStyle w:val="FirstParagraph"/>
       </w:pPr>
       <w:r>
-        <w:t xml:space="preserve">Most recent inflow at Freeport in the Sacramento River and Vernalis in the San Joaquin River is 32,753 and 5,784 cfs respectively. Most recent 1-day, 5-day, and 14-day OMRI measurements were -6,428, -5,551, and -3,587 respectively, and most recent export data were 3,531 for Jones Pumping Plant and 5,562 for Henry O. Banks Pumping Plant.</w:t>
+        <w:t xml:space="preserve">Most recent inflow at Freeport in the Sacramento River and Vernalis in the San Joaquin River is 69,589 and 3,541 cfs respectively. Most recent 1-day, 5-day, and 14-day OMRI measurements were -5,006, -4,542, and -4,712 respectively, and most recent export data were 3,527 for Jones Pumping Plant and 3,464 for Henry O. Banks Pumping Plant.</w:t>
       </w:r>
     </w:p>
     <w:tbl>
@@ -178,12 +178,12 @@
               <w:tblLook w:firstRow="1" w:lastRow="0" w:firstColumn="0" w:lastColumn="0" w:noHBand="0" w:noVBand="0" w:val="0020"/>
             </w:tblPr>
             <w:tblGrid>
-              <w:gridCol w:w="528"/>
-              <w:gridCol w:w="1496"/>
+              <w:gridCol w:w="465"/>
               <w:gridCol w:w="1320"/>
-              <w:gridCol w:w="1496"/>
-              <w:gridCol w:w="2112"/>
-              <w:gridCol w:w="968"/>
+              <w:gridCol w:w="1164"/>
+              <w:gridCol w:w="1320"/>
+              <w:gridCol w:w="1863"/>
+              <w:gridCol w:w="1785"/>
             </w:tblGrid>
             <w:tr>
               <w:trPr>
@@ -348,6 +348,86 @@
                 </w:p>
               </w:tc>
             </w:tr>
+            <w:tr>
+              <w:tc>
+                <w:tcPr/>
+                <w:p>
+                  <w:pPr>
+                    <w:pStyle w:val="Compact"/>
+                    <w:jc w:val="left"/>
+                    <w:jc w:val="center"/>
+                  </w:pPr>
+                  <w:r>
+                    <w:t xml:space="preserve">2</w:t>
+                  </w:r>
+                </w:p>
+              </w:tc>
+              <w:tc>
+                <w:tcPr/>
+                <w:p>
+                  <w:pPr>
+                    <w:pStyle w:val="Compact"/>
+                    <w:jc w:val="right"/>
+                    <w:jc w:val="center"/>
+                  </w:pPr>
+                  <w:r>
+                    <w:t xml:space="preserve">First Flush</w:t>
+                  </w:r>
+                </w:p>
+              </w:tc>
+              <w:tc>
+                <w:tcPr/>
+                <w:p>
+                  <w:pPr>
+                    <w:pStyle w:val="Compact"/>
+                    <w:jc w:val="right"/>
+                    <w:jc w:val="center"/>
+                  </w:pPr>
+                  <w:r>
+                    <w:t xml:space="preserve">12/24/2025</w:t>
+                  </w:r>
+                </w:p>
+              </w:tc>
+              <w:tc>
+                <w:tcPr/>
+                <w:p>
+                  <w:pPr>
+                    <w:pStyle w:val="Compact"/>
+                    <w:jc w:val="right"/>
+                    <w:jc w:val="center"/>
+                  </w:pPr>
+                  <w:r>
+                    <w:t xml:space="preserve">12/25/2025</w:t>
+                  </w:r>
+                </w:p>
+              </w:tc>
+              <w:tc>
+                <w:tcPr/>
+                <w:p>
+                  <w:pPr>
+                    <w:pStyle w:val="Compact"/>
+                    <w:jc w:val="right"/>
+                    <w:jc w:val="center"/>
+                  </w:pPr>
+                  <w:r>
+                    <w:t xml:space="preserve">Ongoing</w:t>
+                  </w:r>
+                </w:p>
+              </w:tc>
+              <w:tc>
+                <w:tcPr/>
+                <w:p>
+                  <w:pPr>
+                    <w:pStyle w:val="Compact"/>
+                    <w:jc w:val="right"/>
+                    <w:jc w:val="center"/>
+                  </w:pPr>
+                  <w:r>
+                    <w:t xml:space="preserve">Entrainment Management</w:t>
+                  </w:r>
+                </w:p>
+              </w:tc>
+            </w:tr>
           </w:tbl>
           <w:bookmarkEnd w:id="25"/>
           <w:p/>
@@ -419,7 +499,7 @@
         <w:t xml:space="preserve"> </w:t>
       </w:r>
       <w:r>
-        <w:t xml:space="preserve">‘hihi’</w:t>
+        <w:t xml:space="preserve">‘himed’</w:t>
       </w:r>
       <w:r>
         <w:t xml:space="preserve"> </w:t>
@@ -431,7 +511,7 @@
         <w:t xml:space="preserve"> </w:t>
       </w:r>
       <w:r>
-        <w:t xml:space="preserve">‘hihi’</w:t>
+        <w:t xml:space="preserve">‘himed’</w:t>
       </w:r>
       <w:r>
         <w:t xml:space="preserve"> </w:t>
@@ -451,25 +531,25 @@
         <w:t xml:space="preserve"> </w:t>
       </w:r>
       <w:r>
-        <w:t xml:space="preserve">“hihi”</w:t>
+        <w:t xml:space="preserve">“himed”</w:t>
       </w:r>
       <w:r>
         <w:t xml:space="preserve"> </w:t>
       </w:r>
       <w:r>
-        <w:t xml:space="preserve">hydrology is 99 kilometers (km) for an OMR of -2000 and 114 km for an OMR of &lt;-5500. The altered channel length for forecasted</w:t>
+        <w:t xml:space="preserve">hydrology is 23, 53, 118 and 111 kilometers (km) across OMR bins of -2000, -3500, -5000 and &lt;-5500 respectively. The altered channel length for forecasted</w:t>
       </w:r>
       <w:r>
         <w:t xml:space="preserve"> </w:t>
       </w:r>
       <w:r>
-        <w:t xml:space="preserve">“hihi”</w:t>
+        <w:t xml:space="preserve">“himed”</w:t>
       </w:r>
       <w:r>
         <w:t xml:space="preserve"> </w:t>
       </w:r>
       <w:r>
-        <w:t xml:space="preserve">hydrology is 99 kilometers (km) for an OMR of -2000 and 114 km for an OMR of &lt;-5500.</w:t>
+        <w:t xml:space="preserve">hydrology is 23, 53, 118 and 111 kilometeres (km) across OMR bins of -2000, -3500, -5000 and &lt;-5500 respectively.</w:t>
       </w:r>
     </w:p>
     <w:p>
@@ -477,7 +557,7 @@
         <w:pStyle w:val="BodyText"/>
       </w:pPr>
       <w:r>
-        <w:t xml:space="preserve">Change in altered channel length between OMR levels is 15 km for current conditions and 15 km for forecasted conditions indicating that ZOI impacts across OMR scenarios would decrease under forecasted hydrology.</w:t>
+        <w:t xml:space="preserve">Change in altered channel length between OMR levels is 88 km for current conditions and 88 km for forecasted conditions indicating that ZOI impacts across OMR scenarios would not change between current and forecasted conditions. Across the nine hydrology bins, changes in altered channel length across OMR scenarios are moderate (between 25th and 75th percentiles) for both current and forecasted hydrology.</w:t>
       </w:r>
     </w:p>
     <w:tbl>

--- a/delta_hydro.docx
+++ b/delta_hydro.docx
@@ -26,7 +26,7 @@
           <w:i/>
           <w:iCs/>
         </w:rPr>
-        <w:t xml:space="preserve">December 29, 2025</w:t>
+        <w:t xml:space="preserve">January 06, 2026</w:t>
       </w:r>
     </w:p>
     <w:bookmarkStart w:id="20" w:name="operational-and-regulatory-conditions"/>
@@ -61,7 +61,7 @@
         <w:pStyle w:val="FirstParagraph"/>
       </w:pPr>
       <w:r>
-        <w:t xml:space="preserve">Most recent inflow at Freeport in the Sacramento River and Vernalis in the San Joaquin River is 69,589 and 3,541 cfs respectively. Most recent 1-day, 5-day, and 14-day OMRI measurements were -5,006, -4,542, and -4,712 respectively, and most recent export data were 3,527 for Jones Pumping Plant and 3,464 for Henry O. Banks Pumping Plant.</w:t>
+        <w:t xml:space="preserve">Most recent inflow at Freeport in the Sacramento River and Vernalis in the San Joaquin River is 66,749 and 2,566 cfs respectively. Most recent 1-day, 5-day, and 14-day OMRI measurements were -4,905, -4,197, and -5,061 respectively, and most recent export data were 3,551 for Jones Pumping Plant and 1,734 for Henry O. Banks Pumping Plant.</w:t>
       </w:r>
     </w:p>
     <w:tbl>
@@ -449,15 +449,7 @@
         <w:pStyle w:val="FirstParagraph"/>
       </w:pPr>
       <w:r>
-        <w:t xml:space="preserve">The Zone of Influence (ZOI) analysis served as a Line of Evidence for comparing alternative actions in the Long Term Operations EIS. This analysis evaluated the spatial extent of hydrologic alteration resulting from pumping under varying Old and Middle River flow conditions and Sacramento-San Joaquin river inflow conditions. This analysis was adapted for the assessment by focusing on a single alternative, Alt2woTUCPDeltaVa, which served as the proposed action in the 2024 Record of Decision, and binned maps into 1 of 9 categories based on low, medium, and high inflows from the Sacramento and San Joaquin flow. In general, changes in channel length across OMR levels may correlate with entrainment risk, where larger increases in channel length from more positive to more negative OMR represent greater entrainment risk.</w:t>
-      </w:r>
-    </w:p>
-    <w:p>
-      <w:pPr>
-        <w:pStyle w:val="BodyText"/>
-      </w:pPr>
-      <w:r>
-        <w:t xml:space="preserve">Current conditions were queried from most recent Freeport flow data on the Sacramento River and Vernalis flow data on the San Joaquin river from</w:t>
+        <w:t xml:space="preserve">Zone of Influence (ZOI) analysis is discussed in detail in the December 22 assessment. Current conditions were queried from most recent Freeport flow data on the Sacramento River and Vernalis flow data on the San Joaquin river from</w:t>
       </w:r>
       <w:r>
         <w:t xml:space="preserve"> </w:t>

--- a/delta_hydro.docx
+++ b/delta_hydro.docx
@@ -2,13 +2,13 @@
 <file path=word/document.xml><?xml version="1.0" encoding="utf-8"?>
 <w:document xmlns:w="http://schemas.openxmlformats.org/wordprocessingml/2006/main" xmlns:m="http://schemas.openxmlformats.org/officeDocument/2006/math" xmlns:r="http://schemas.openxmlformats.org/officeDocument/2006/relationships" xmlns:o="urn:schemas-microsoft-com:office:office" xmlns:v="urn:schemas-microsoft-com:vml" xmlns:w10="urn:schemas-microsoft-com:office:word" xmlns:a="http://schemas.openxmlformats.org/drawingml/2006/main" xmlns:pic="http://schemas.openxmlformats.org/drawingml/2006/picture" xmlns:wp="http://schemas.openxmlformats.org/drawingml/2006/wordprocessingDrawing">
   <w:body>
-    <w:bookmarkStart w:id="34" w:name="Xf95f5b70571ba8021d6ee24a1278b8507812738"/>
+    <w:bookmarkStart w:id="34" w:name="current-delta-hydrologic-conditions"/>
     <w:p>
       <w:pPr>
         <w:pStyle w:val="Heading2"/>
       </w:pPr>
       <w:r>
-        <w:t xml:space="preserve">PRELIMINARY DATA: Current Delta Hydrologic Conditions</w:t>
+        <w:t xml:space="preserve">Current Delta Hydrologic Conditions</w:t>
       </w:r>
     </w:p>
     <w:p>
@@ -26,7 +26,7 @@
           <w:i/>
           <w:iCs/>
         </w:rPr>
-        <w:t xml:space="preserve">January 06, 2026</w:t>
+        <w:t xml:space="preserve">January 29, 2026</w:t>
       </w:r>
     </w:p>
     <w:bookmarkStart w:id="20" w:name="operational-and-regulatory-conditions"/>
@@ -61,7 +61,7 @@
         <w:pStyle w:val="FirstParagraph"/>
       </w:pPr>
       <w:r>
-        <w:t xml:space="preserve">Most recent inflow at Freeport in the Sacramento River and Vernalis in the San Joaquin River is 66,749 and 2,566 cfs respectively. Most recent 1-day, 5-day, and 14-day OMRI measurements were -4,905, -4,197, and -5,061 respectively, and most recent export data were 3,551 for Jones Pumping Plant and 1,734 for Henry O. Banks Pumping Plant.</w:t>
+        <w:t xml:space="preserve">Most recent inflow at Freeport in the Sacramento River and Vernalis in the San Joaquin River is 25,094 and 1,996 cfs respectively. Most recent 1-day, 5-day, and 14-day OMRI measurements were -4,945, -4,894, and -5,061 respectively, and most recent export data were 3,551 for Jones Pumping Plant and 1,734 for Henry O. Banks Pumping Plant.</w:t>
       </w:r>
     </w:p>
     <w:tbl>
@@ -86,7 +86,7 @@
             <w:r>
               <w:drawing>
                 <wp:inline>
-                  <wp:extent cx="5334000" cy="4148666"/>
+                  <wp:extent cx="5943600" cy="4622800"/>
                   <wp:effectExtent b="0" l="0" r="0" t="0"/>
                   <wp:docPr descr="" title="" id="22" name="Picture"/>
                   <a:graphic>
@@ -107,7 +107,7 @@
                         <pic:spPr bwMode="auto">
                           <a:xfrm>
                             <a:off x="0" y="0"/>
-                            <a:ext cx="5334000" cy="4148666"/>
+                            <a:ext cx="5943600" cy="4622800"/>
                           </a:xfrm>
                           <a:prstGeom prst="rect">
                             <a:avLst/>
@@ -136,7 +136,7 @@
               <w:pStyle w:val="ImageCaption"/>
             </w:pPr>
             <w:r>
-              <w:t xml:space="preserve">Figure 1: Operations and Action Summary, WY 2026. The colors in the OMRI plot indicate different types of triggers (see Table 1). OMRI data calculated by SacPAS, Freeport (FPT) and Vernalis (VNS) flow data from CDEC, and CVP (TRP) and SWP (HRO) exports data from CDEC.</w:t>
+              <w:t xml:space="preserve">Figure 1: Operations and Action Summary, WY 2026. The numbers and dashed lines in the OMRI plot indicate different triggers (see Table 1), with shading representing specific action periods. OMRI data (colored lines) calculated by SacPAS, Freeport (FPT) and Vernalis (VNS) flow data from CDEC, and CVP (TRP) and SWP (HRO) exports data from CDEC.</w:t>
             </w:r>
           </w:p>
           <w:bookmarkEnd w:id="24"/>
@@ -170,259 +170,1006 @@
               <w:t xml:space="preserve">Table 1: Summary of Actions and Triggers, WY 2026</w:t>
             </w:r>
           </w:p>
-          <w:tbl>
+          <w:tbl xmlns:w="http://schemas.openxmlformats.org/wordprocessingml/2006/main" xmlns:r="http://schemas.openxmlformats.org/officeDocument/2006/relationships" xmlns:w14="http://schemas.microsoft.com/office/word/2010/wordml" xmlns:wp="http://schemas.openxmlformats.org/drawingml/2006/wordprocessingDrawing" xmlns:a="http://schemas.openxmlformats.org/drawingml/2006/main" xmlns:pic="http://schemas.openxmlformats.org/drawingml/2006/picture">
             <w:tblPr>
-              <w:tblStyle w:val="Table"/>
-              <w:tblW w:type="pct" w:w="5000"/>
               <w:tblLayout w:type="fixed"/>
-              <w:tblLook w:firstRow="1" w:lastRow="0" w:firstColumn="0" w:lastColumn="0" w:noHBand="0" w:noVBand="0" w:val="0020"/>
+              <w:jc w:val="center"/>
+              <w:tblLook w:firstRow="1" w:lastRow="0" w:firstColumn="0" w:lastColumn="0" w:noHBand="0" w:noVBand="1"/>
             </w:tblPr>
             <w:tblGrid>
-              <w:gridCol w:w="465"/>
-              <w:gridCol w:w="1320"/>
-              <w:gridCol w:w="1164"/>
-              <w:gridCol w:w="1320"/>
-              <w:gridCol w:w="1863"/>
-              <w:gridCol w:w="1785"/>
+              <w:gridCol w:w="1080"/>
+              <w:gridCol w:w="1080"/>
+              <w:gridCol w:w="1080"/>
+              <w:gridCol w:w="1080"/>
+              <w:gridCol w:w="1080"/>
+              <w:gridCol w:w="1080"/>
             </w:tblGrid>
             <w:tr>
               <w:trPr>
-                <w:tblHeader w:val="on"/>
+                <w:trHeight w:val="360" w:hRule="auto"/>
+                <w:tblHeader/>
               </w:trPr>
+              header1
               <w:tc>
-                <w:tcPr/>
+                <w:tcPr>
+                  <w:tcBorders>
+                    <w:bottom w:val="single" w:sz="12" w:space="0" w:color="666666"/>
+                    <w:top w:val="single" w:sz="12" w:space="0" w:color="666666"/>
+                    <w:left w:val="none" w:sz="0" w:space="0" w:color="000000"/>
+                    <w:right w:val="none" w:sz="0" w:space="0" w:color="000000"/>
+                  </w:tcBorders>
+                  <w:shd w:val="clear" w:color="auto" w:fill="FFFFFF"/>
+                  <w:tcMar>
+                    <w:top w:w="0" w:type="dxa"/>
+                    <w:bottom w:w="0" w:type="dxa"/>
+                    <w:left w:w="0" w:type="dxa"/>
+                    <w:right w:w="0" w:type="dxa"/>
+                  </w:tcMar>
+                  <w:vAlign w:val="center"/>
+                </w:tcPr>
                 <w:p>
                   <w:pPr>
-                    <w:pStyle w:val="Compact"/>
-                    <w:jc w:val="left"/>
-                    <w:jc w:val="center"/>
+                    <w:jc w:val="right"/>
+                    <w:pBdr>
+                      <w:bottom w:val="none" w:sz="0" w:space="0" w:color="000000"/>
+                      <w:top w:val="none" w:sz="0" w:space="0" w:color="000000"/>
+                      <w:left w:val="none" w:sz="0" w:space="0" w:color="000000"/>
+                      <w:right w:val="none" w:sz="0" w:space="0" w:color="000000"/>
+                    </w:pBdr>
+                    <w:spacing w:after="100" w:before="100" w:line="240"/>
+                    <w:ind w:left="100" w:right="100" w:firstLine="0" w:firstLineChars="0"/>
+                    <w:rPr>
+                      <w:rFonts w:ascii="Carlito" w:hAnsi="Carlito" w:eastAsia="Carlito" w:cs="Carlito"/>
+                      <w:i w:val="false"/>
+                      <w:b w:val="false"/>
+                      <w:u w:val="none"/>
+                      <w:strike w:val="false"/>
+                      <w:sz w:val="22"/>
+                      <w:szCs w:val="22"/>
+                      <w:color w:val="000000"/>
+                    </w:rPr>
                   </w:pPr>
-                  <w:r>
+                  <w:r xmlns:w="http://schemas.openxmlformats.org/wordprocessingml/2006/main" xmlns:wp="http://schemas.openxmlformats.org/drawingml/2006/wordprocessingDrawing" xmlns:r="http://schemas.openxmlformats.org/officeDocument/2006/relationships" xmlns:w14="http://schemas.microsoft.com/office/word/2010/wordml">
+                    <w:rPr>
+                      <w:rFonts w:ascii="Carlito" w:hAnsi="Carlito" w:eastAsia="Carlito" w:cs="Carlito"/>
+                      <w:i w:val="false"/>
+                      <w:b w:val="false"/>
+                      <w:u w:val="none"/>
+                      <w:strike w:val="false"/>
+                      <w:sz w:val="22"/>
+                      <w:szCs w:val="22"/>
+                      <w:color w:val="000000"/>
+                    </w:rPr>
                     <w:t xml:space="preserve">Label</w:t>
                   </w:r>
                 </w:p>
               </w:tc>
               <w:tc>
-                <w:tcPr/>
+                <w:tcPr>
+                  <w:tcBorders>
+                    <w:bottom w:val="single" w:sz="12" w:space="0" w:color="666666"/>
+                    <w:top w:val="single" w:sz="12" w:space="0" w:color="666666"/>
+                    <w:left w:val="none" w:sz="0" w:space="0" w:color="000000"/>
+                    <w:right w:val="none" w:sz="0" w:space="0" w:color="000000"/>
+                  </w:tcBorders>
+                  <w:shd w:val="clear" w:color="auto" w:fill="FFFFFF"/>
+                  <w:tcMar>
+                    <w:top w:w="0" w:type="dxa"/>
+                    <w:bottom w:w="0" w:type="dxa"/>
+                    <w:left w:w="0" w:type="dxa"/>
+                    <w:right w:w="0" w:type="dxa"/>
+                  </w:tcMar>
+                  <w:vAlign w:val="center"/>
+                </w:tcPr>
                 <w:p>
                   <w:pPr>
-                    <w:pStyle w:val="Compact"/>
-                    <w:jc w:val="right"/>
-                    <w:jc w:val="center"/>
+                    <w:jc w:val="left"/>
+                    <w:pBdr>
+                      <w:bottom w:val="none" w:sz="0" w:space="0" w:color="000000"/>
+                      <w:top w:val="none" w:sz="0" w:space="0" w:color="000000"/>
+                      <w:left w:val="none" w:sz="0" w:space="0" w:color="000000"/>
+                      <w:right w:val="none" w:sz="0" w:space="0" w:color="000000"/>
+                    </w:pBdr>
+                    <w:spacing w:after="100" w:before="100" w:line="240"/>
+                    <w:ind w:left="100" w:right="100" w:firstLine="0" w:firstLineChars="0"/>
+                    <w:rPr>
+                      <w:rFonts w:ascii="Carlito" w:hAnsi="Carlito" w:eastAsia="Carlito" w:cs="Carlito"/>
+                      <w:i w:val="false"/>
+                      <w:b w:val="false"/>
+                      <w:u w:val="none"/>
+                      <w:strike w:val="false"/>
+                      <w:sz w:val="22"/>
+                      <w:szCs w:val="22"/>
+                      <w:color w:val="000000"/>
+                    </w:rPr>
                   </w:pPr>
-                  <w:r>
+                  <w:r xmlns:w="http://schemas.openxmlformats.org/wordprocessingml/2006/main" xmlns:wp="http://schemas.openxmlformats.org/drawingml/2006/wordprocessingDrawing" xmlns:r="http://schemas.openxmlformats.org/officeDocument/2006/relationships" xmlns:w14="http://schemas.microsoft.com/office/word/2010/wordml">
+                    <w:rPr>
+                      <w:rFonts w:ascii="Carlito" w:hAnsi="Carlito" w:eastAsia="Carlito" w:cs="Carlito"/>
+                      <w:i w:val="false"/>
+                      <w:b w:val="false"/>
+                      <w:u w:val="none"/>
+                      <w:strike w:val="false"/>
+                      <w:sz w:val="22"/>
+                      <w:szCs w:val="22"/>
+                      <w:color w:val="000000"/>
+                    </w:rPr>
                     <w:t xml:space="preserve">Action</w:t>
                   </w:r>
                 </w:p>
               </w:tc>
               <w:tc>
-                <w:tcPr/>
+                <w:tcPr>
+                  <w:tcBorders>
+                    <w:bottom w:val="single" w:sz="12" w:space="0" w:color="666666"/>
+                    <w:top w:val="single" w:sz="12" w:space="0" w:color="666666"/>
+                    <w:left w:val="none" w:sz="0" w:space="0" w:color="000000"/>
+                    <w:right w:val="none" w:sz="0" w:space="0" w:color="000000"/>
+                  </w:tcBorders>
+                  <w:shd w:val="clear" w:color="auto" w:fill="FFFFFF"/>
+                  <w:tcMar>
+                    <w:top w:w="0" w:type="dxa"/>
+                    <w:bottom w:w="0" w:type="dxa"/>
+                    <w:left w:w="0" w:type="dxa"/>
+                    <w:right w:w="0" w:type="dxa"/>
+                  </w:tcMar>
+                  <w:vAlign w:val="center"/>
+                </w:tcPr>
                 <w:p>
                   <w:pPr>
-                    <w:pStyle w:val="Compact"/>
-                    <w:jc w:val="right"/>
-                    <w:jc w:val="center"/>
+                    <w:jc w:val="left"/>
+                    <w:pBdr>
+                      <w:bottom w:val="none" w:sz="0" w:space="0" w:color="000000"/>
+                      <w:top w:val="none" w:sz="0" w:space="0" w:color="000000"/>
+                      <w:left w:val="none" w:sz="0" w:space="0" w:color="000000"/>
+                      <w:right w:val="none" w:sz="0" w:space="0" w:color="000000"/>
+                    </w:pBdr>
+                    <w:spacing w:after="100" w:before="100" w:line="240"/>
+                    <w:ind w:left="100" w:right="100" w:firstLine="0" w:firstLineChars="0"/>
+                    <w:rPr>
+                      <w:rFonts w:ascii="Carlito" w:hAnsi="Carlito" w:eastAsia="Carlito" w:cs="Carlito"/>
+                      <w:i w:val="false"/>
+                      <w:b w:val="false"/>
+                      <w:u w:val="none"/>
+                      <w:strike w:val="false"/>
+                      <w:sz w:val="22"/>
+                      <w:szCs w:val="22"/>
+                      <w:color w:val="000000"/>
+                    </w:rPr>
                   </w:pPr>
-                  <w:r>
+                  <w:r xmlns:w="http://schemas.openxmlformats.org/wordprocessingml/2006/main" xmlns:wp="http://schemas.openxmlformats.org/drawingml/2006/wordprocessingDrawing" xmlns:r="http://schemas.openxmlformats.org/officeDocument/2006/relationships" xmlns:w14="http://schemas.microsoft.com/office/word/2010/wordml">
+                    <w:rPr>
+                      <w:rFonts w:ascii="Carlito" w:hAnsi="Carlito" w:eastAsia="Carlito" w:cs="Carlito"/>
+                      <w:i w:val="false"/>
+                      <w:b w:val="false"/>
+                      <w:u w:val="none"/>
+                      <w:strike w:val="false"/>
+                      <w:sz w:val="22"/>
+                      <w:szCs w:val="22"/>
+                      <w:color w:val="000000"/>
+                    </w:rPr>
                     <w:t xml:space="preserve">Date Triggered</w:t>
                   </w:r>
                 </w:p>
               </w:tc>
               <w:tc>
-                <w:tcPr/>
+                <w:tcPr>
+                  <w:tcBorders>
+                    <w:bottom w:val="single" w:sz="12" w:space="0" w:color="666666"/>
+                    <w:top w:val="single" w:sz="12" w:space="0" w:color="666666"/>
+                    <w:left w:val="none" w:sz="0" w:space="0" w:color="000000"/>
+                    <w:right w:val="none" w:sz="0" w:space="0" w:color="000000"/>
+                  </w:tcBorders>
+                  <w:shd w:val="clear" w:color="auto" w:fill="FFFFFF"/>
+                  <w:tcMar>
+                    <w:top w:w="0" w:type="dxa"/>
+                    <w:bottom w:w="0" w:type="dxa"/>
+                    <w:left w:w="0" w:type="dxa"/>
+                    <w:right w:w="0" w:type="dxa"/>
+                  </w:tcMar>
+                  <w:vAlign w:val="center"/>
+                </w:tcPr>
                 <w:p>
                   <w:pPr>
-                    <w:pStyle w:val="Compact"/>
                     <w:jc w:val="right"/>
-                    <w:jc w:val="center"/>
+                    <w:pBdr>
+                      <w:bottom w:val="none" w:sz="0" w:space="0" w:color="000000"/>
+                      <w:top w:val="none" w:sz="0" w:space="0" w:color="000000"/>
+                      <w:left w:val="none" w:sz="0" w:space="0" w:color="000000"/>
+                      <w:right w:val="none" w:sz="0" w:space="0" w:color="000000"/>
+                    </w:pBdr>
+                    <w:spacing w:after="100" w:before="100" w:line="240"/>
+                    <w:ind w:left="100" w:right="100" w:firstLine="0" w:firstLineChars="0"/>
+                    <w:rPr>
+                      <w:rFonts w:ascii="Carlito" w:hAnsi="Carlito" w:eastAsia="Carlito" w:cs="Carlito"/>
+                      <w:i w:val="false"/>
+                      <w:b w:val="false"/>
+                      <w:u w:val="none"/>
+                      <w:strike w:val="false"/>
+                      <w:sz w:val="22"/>
+                      <w:szCs w:val="22"/>
+                      <w:color w:val="000000"/>
+                    </w:rPr>
                   </w:pPr>
-                  <w:r>
+                  <w:r xmlns:w="http://schemas.openxmlformats.org/wordprocessingml/2006/main" xmlns:wp="http://schemas.openxmlformats.org/drawingml/2006/wordprocessingDrawing" xmlns:r="http://schemas.openxmlformats.org/officeDocument/2006/relationships" xmlns:w14="http://schemas.microsoft.com/office/word/2010/wordml">
+                    <w:rPr>
+                      <w:rFonts w:ascii="Carlito" w:hAnsi="Carlito" w:eastAsia="Carlito" w:cs="Carlito"/>
+                      <w:i w:val="false"/>
+                      <w:b w:val="false"/>
+                      <w:u w:val="none"/>
+                      <w:strike w:val="false"/>
+                      <w:sz w:val="22"/>
+                      <w:szCs w:val="22"/>
+                      <w:color w:val="000000"/>
+                    </w:rPr>
                     <w:t xml:space="preserve">Date Implemented</w:t>
                   </w:r>
                 </w:p>
               </w:tc>
               <w:tc>
-                <w:tcPr/>
+                <w:tcPr>
+                  <w:tcBorders>
+                    <w:bottom w:val="single" w:sz="12" w:space="0" w:color="666666"/>
+                    <w:top w:val="single" w:sz="12" w:space="0" w:color="666666"/>
+                    <w:left w:val="none" w:sz="0" w:space="0" w:color="000000"/>
+                    <w:right w:val="none" w:sz="0" w:space="0" w:color="000000"/>
+                  </w:tcBorders>
+                  <w:shd w:val="clear" w:color="auto" w:fill="FFFFFF"/>
+                  <w:tcMar>
+                    <w:top w:w="0" w:type="dxa"/>
+                    <w:bottom w:w="0" w:type="dxa"/>
+                    <w:left w:w="0" w:type="dxa"/>
+                    <w:right w:w="0" w:type="dxa"/>
+                  </w:tcMar>
+                  <w:vAlign w:val="center"/>
+                </w:tcPr>
                 <w:p>
                   <w:pPr>
-                    <w:pStyle w:val="Compact"/>
-                    <w:jc w:val="right"/>
-                    <w:jc w:val="center"/>
+                    <w:jc w:val="left"/>
+                    <w:pBdr>
+                      <w:bottom w:val="none" w:sz="0" w:space="0" w:color="000000"/>
+                      <w:top w:val="none" w:sz="0" w:space="0" w:color="000000"/>
+                      <w:left w:val="none" w:sz="0" w:space="0" w:color="000000"/>
+                      <w:right w:val="none" w:sz="0" w:space="0" w:color="000000"/>
+                    </w:pBdr>
+                    <w:spacing w:after="100" w:before="100" w:line="240"/>
+                    <w:ind w:left="100" w:right="100" w:firstLine="0" w:firstLineChars="0"/>
+                    <w:rPr>
+                      <w:rFonts w:ascii="Carlito" w:hAnsi="Carlito" w:eastAsia="Carlito" w:cs="Carlito"/>
+                      <w:i w:val="false"/>
+                      <w:b w:val="false"/>
+                      <w:u w:val="none"/>
+                      <w:strike w:val="false"/>
+                      <w:sz w:val="22"/>
+                      <w:szCs w:val="22"/>
+                      <w:color w:val="000000"/>
+                    </w:rPr>
                   </w:pPr>
-                  <w:r>
+                  <w:r xmlns:w="http://schemas.openxmlformats.org/wordprocessingml/2006/main" xmlns:wp="http://schemas.openxmlformats.org/drawingml/2006/wordprocessingDrawing" xmlns:r="http://schemas.openxmlformats.org/officeDocument/2006/relationships" xmlns:w14="http://schemas.microsoft.com/office/word/2010/wordml">
+                    <w:rPr>
+                      <w:rFonts w:ascii="Carlito" w:hAnsi="Carlito" w:eastAsia="Carlito" w:cs="Carlito"/>
+                      <w:i w:val="false"/>
+                      <w:b w:val="false"/>
+                      <w:u w:val="none"/>
+                      <w:strike w:val="false"/>
+                      <w:sz w:val="22"/>
+                      <w:szCs w:val="22"/>
+                      <w:color w:val="000000"/>
+                    </w:rPr>
                     <w:t xml:space="preserve">Number Days Implemented</w:t>
                   </w:r>
                 </w:p>
               </w:tc>
               <w:tc>
-                <w:tcPr/>
+                <w:tcPr>
+                  <w:tcBorders>
+                    <w:bottom w:val="single" w:sz="12" w:space="0" w:color="666666"/>
+                    <w:top w:val="single" w:sz="12" w:space="0" w:color="666666"/>
+                    <w:left w:val="none" w:sz="0" w:space="0" w:color="000000"/>
+                    <w:right w:val="none" w:sz="0" w:space="0" w:color="000000"/>
+                  </w:tcBorders>
+                  <w:shd w:val="clear" w:color="auto" w:fill="FFFFFF"/>
+                  <w:tcMar>
+                    <w:top w:w="0" w:type="dxa"/>
+                    <w:bottom w:w="0" w:type="dxa"/>
+                    <w:left w:w="0" w:type="dxa"/>
+                    <w:right w:w="0" w:type="dxa"/>
+                  </w:tcMar>
+                  <w:vAlign w:val="center"/>
+                </w:tcPr>
                 <w:p>
                   <w:pPr>
-                    <w:pStyle w:val="Compact"/>
-                    <w:jc w:val="right"/>
-                    <w:jc w:val="center"/>
+                    <w:jc w:val="left"/>
+                    <w:pBdr>
+                      <w:bottom w:val="none" w:sz="0" w:space="0" w:color="000000"/>
+                      <w:top w:val="none" w:sz="0" w:space="0" w:color="000000"/>
+                      <w:left w:val="none" w:sz="0" w:space="0" w:color="000000"/>
+                      <w:right w:val="none" w:sz="0" w:space="0" w:color="000000"/>
+                    </w:pBdr>
+                    <w:spacing w:after="100" w:before="100" w:line="240"/>
+                    <w:ind w:left="100" w:right="100" w:firstLine="0" w:firstLineChars="0"/>
+                    <w:rPr>
+                      <w:rFonts w:ascii="Carlito" w:hAnsi="Carlito" w:eastAsia="Carlito" w:cs="Carlito"/>
+                      <w:i w:val="false"/>
+                      <w:b w:val="false"/>
+                      <w:u w:val="none"/>
+                      <w:strike w:val="false"/>
+                      <w:sz w:val="22"/>
+                      <w:szCs w:val="22"/>
+                      <w:color w:val="000000"/>
+                    </w:rPr>
                   </w:pPr>
-                  <w:r>
+                  <w:r xmlns:w="http://schemas.openxmlformats.org/wordprocessingml/2006/main" xmlns:wp="http://schemas.openxmlformats.org/drawingml/2006/wordprocessingDrawing" xmlns:r="http://schemas.openxmlformats.org/officeDocument/2006/relationships" xmlns:w14="http://schemas.microsoft.com/office/word/2010/wordml">
+                    <w:rPr>
+                      <w:rFonts w:ascii="Carlito" w:hAnsi="Carlito" w:eastAsia="Carlito" w:cs="Carlito"/>
+                      <w:i w:val="false"/>
+                      <w:b w:val="false"/>
+                      <w:u w:val="none"/>
+                      <w:strike w:val="false"/>
+                      <w:sz w:val="22"/>
+                      <w:szCs w:val="22"/>
+                      <w:color w:val="000000"/>
+                    </w:rPr>
                     <w:t xml:space="preserve">Regulation</w:t>
                   </w:r>
                 </w:p>
               </w:tc>
             </w:tr>
             <w:tr>
+              <w:trPr>
+                <w:trHeight w:val="360" w:hRule="auto"/>
+              </w:trPr>
+              body1
               <w:tc>
-                <w:tcPr/>
+                <w:tcPr>
+                  <w:tcBorders>
+                    <w:bottom w:val="none" w:sz="0" w:space="0" w:color="000000"/>
+                    <w:top w:val="single" w:sz="12" w:space="0" w:color="666666"/>
+                    <w:left w:val="none" w:sz="0" w:space="0" w:color="000000"/>
+                    <w:right w:val="none" w:sz="0" w:space="0" w:color="000000"/>
+                  </w:tcBorders>
+                  <w:shd w:val="clear" w:color="auto" w:fill="FFFFFF"/>
+                  <w:tcMar>
+                    <w:top w:w="0" w:type="dxa"/>
+                    <w:bottom w:w="0" w:type="dxa"/>
+                    <w:left w:w="0" w:type="dxa"/>
+                    <w:right w:w="0" w:type="dxa"/>
+                  </w:tcMar>
+                  <w:vAlign w:val="center"/>
+                </w:tcPr>
                 <w:p>
                   <w:pPr>
-                    <w:pStyle w:val="Compact"/>
-                    <w:jc w:val="left"/>
-                    <w:jc w:val="center"/>
+                    <w:jc w:val="right"/>
+                    <w:pBdr>
+                      <w:bottom w:val="none" w:sz="0" w:space="0" w:color="000000"/>
+                      <w:top w:val="none" w:sz="0" w:space="0" w:color="000000"/>
+                      <w:left w:val="none" w:sz="0" w:space="0" w:color="000000"/>
+                      <w:right w:val="none" w:sz="0" w:space="0" w:color="000000"/>
+                    </w:pBdr>
+                    <w:spacing w:after="100" w:before="100" w:line="240"/>
+                    <w:ind w:left="100" w:right="100" w:firstLine="0" w:firstLineChars="0"/>
+                    <w:rPr>
+                      <w:rFonts w:ascii="Carlito" w:hAnsi="Carlito" w:eastAsia="Carlito" w:cs="Carlito"/>
+                      <w:i w:val="false"/>
+                      <w:b w:val="false"/>
+                      <w:u w:val="none"/>
+                      <w:strike w:val="false"/>
+                      <w:sz w:val="22"/>
+                      <w:szCs w:val="22"/>
+                      <w:color w:val="000000"/>
+                    </w:rPr>
                   </w:pPr>
-                  <w:r>
+                  <w:r xmlns:w="http://schemas.openxmlformats.org/wordprocessingml/2006/main" xmlns:wp="http://schemas.openxmlformats.org/drawingml/2006/wordprocessingDrawing" xmlns:r="http://schemas.openxmlformats.org/officeDocument/2006/relationships" xmlns:w14="http://schemas.microsoft.com/office/word/2010/wordml">
+                    <w:rPr>
+                      <w:rFonts w:ascii="Carlito" w:hAnsi="Carlito" w:eastAsia="Carlito" w:cs="Carlito"/>
+                      <w:i w:val="false"/>
+                      <w:b w:val="false"/>
+                      <w:u w:val="none"/>
+                      <w:strike w:val="false"/>
+                      <w:sz w:val="22"/>
+                      <w:szCs w:val="22"/>
+                      <w:color w:val="000000"/>
+                    </w:rPr>
                     <w:t xml:space="preserve">1</w:t>
                   </w:r>
                 </w:p>
               </w:tc>
               <w:tc>
-                <w:tcPr/>
+                <w:tcPr>
+                  <w:tcBorders>
+                    <w:bottom w:val="none" w:sz="0" w:space="0" w:color="000000"/>
+                    <w:top w:val="single" w:sz="12" w:space="0" w:color="666666"/>
+                    <w:left w:val="none" w:sz="0" w:space="0" w:color="000000"/>
+                    <w:right w:val="none" w:sz="0" w:space="0" w:color="000000"/>
+                  </w:tcBorders>
+                  <w:shd w:val="clear" w:color="auto" w:fill="FFFFFF"/>
+                  <w:tcMar>
+                    <w:top w:w="0" w:type="dxa"/>
+                    <w:bottom w:w="0" w:type="dxa"/>
+                    <w:left w:w="0" w:type="dxa"/>
+                    <w:right w:w="0" w:type="dxa"/>
+                  </w:tcMar>
+                  <w:vAlign w:val="center"/>
+                </w:tcPr>
                 <w:p>
                   <w:pPr>
-                    <w:pStyle w:val="Compact"/>
-                    <w:jc w:val="right"/>
-                    <w:jc w:val="center"/>
+                    <w:jc w:val="left"/>
+                    <w:pBdr>
+                      <w:bottom w:val="none" w:sz="0" w:space="0" w:color="000000"/>
+                      <w:top w:val="none" w:sz="0" w:space="0" w:color="000000"/>
+                      <w:left w:val="none" w:sz="0" w:space="0" w:color="000000"/>
+                      <w:right w:val="none" w:sz="0" w:space="0" w:color="000000"/>
+                    </w:pBdr>
+                    <w:spacing w:after="100" w:before="100" w:line="240"/>
+                    <w:ind w:left="100" w:right="100" w:firstLine="0" w:firstLineChars="0"/>
+                    <w:rPr>
+                      <w:rFonts w:ascii="Carlito" w:hAnsi="Carlito" w:eastAsia="Carlito" w:cs="Carlito"/>
+                      <w:i w:val="false"/>
+                      <w:b w:val="false"/>
+                      <w:u w:val="none"/>
+                      <w:strike w:val="false"/>
+                      <w:sz w:val="22"/>
+                      <w:szCs w:val="22"/>
+                      <w:color w:val="000000"/>
+                    </w:rPr>
                   </w:pPr>
-                  <w:r>
+                  <w:r xmlns:w="http://schemas.openxmlformats.org/wordprocessingml/2006/main" xmlns:wp="http://schemas.openxmlformats.org/drawingml/2006/wordprocessingDrawing" xmlns:r="http://schemas.openxmlformats.org/officeDocument/2006/relationships" xmlns:w14="http://schemas.microsoft.com/office/word/2010/wordml">
+                    <w:rPr>
+                      <w:rFonts w:ascii="Carlito" w:hAnsi="Carlito" w:eastAsia="Carlito" w:cs="Carlito"/>
+                      <w:i w:val="false"/>
+                      <w:b w:val="false"/>
+                      <w:u w:val="none"/>
+                      <w:strike w:val="false"/>
+                      <w:sz w:val="22"/>
+                      <w:szCs w:val="22"/>
+                      <w:color w:val="000000"/>
+                    </w:rPr>
                     <w:t xml:space="preserve">DCC Gate Closure</w:t>
                   </w:r>
                 </w:p>
               </w:tc>
               <w:tc>
-                <w:tcPr/>
+                <w:tcPr>
+                  <w:tcBorders>
+                    <w:bottom w:val="none" w:sz="0" w:space="0" w:color="000000"/>
+                    <w:top w:val="single" w:sz="12" w:space="0" w:color="666666"/>
+                    <w:left w:val="none" w:sz="0" w:space="0" w:color="000000"/>
+                    <w:right w:val="none" w:sz="0" w:space="0" w:color="000000"/>
+                  </w:tcBorders>
+                  <w:shd w:val="clear" w:color="auto" w:fill="FFFFFF"/>
+                  <w:tcMar>
+                    <w:top w:w="0" w:type="dxa"/>
+                    <w:bottom w:w="0" w:type="dxa"/>
+                    <w:left w:w="0" w:type="dxa"/>
+                    <w:right w:w="0" w:type="dxa"/>
+                  </w:tcMar>
+                  <w:vAlign w:val="center"/>
+                </w:tcPr>
                 <w:p>
                   <w:pPr>
-                    <w:pStyle w:val="Compact"/>
-                    <w:jc w:val="right"/>
-                    <w:jc w:val="center"/>
+                    <w:jc w:val="left"/>
+                    <w:pBdr>
+                      <w:bottom w:val="none" w:sz="0" w:space="0" w:color="000000"/>
+                      <w:top w:val="none" w:sz="0" w:space="0" w:color="000000"/>
+                      <w:left w:val="none" w:sz="0" w:space="0" w:color="000000"/>
+                      <w:right w:val="none" w:sz="0" w:space="0" w:color="000000"/>
+                    </w:pBdr>
+                    <w:spacing w:after="100" w:before="100" w:line="240"/>
+                    <w:ind w:left="100" w:right="100" w:firstLine="0" w:firstLineChars="0"/>
+                    <w:rPr>
+                      <w:rFonts w:ascii="Carlito" w:hAnsi="Carlito" w:eastAsia="Carlito" w:cs="Carlito"/>
+                      <w:i w:val="false"/>
+                      <w:b w:val="false"/>
+                      <w:u w:val="none"/>
+                      <w:strike w:val="false"/>
+                      <w:sz w:val="22"/>
+                      <w:szCs w:val="22"/>
+                      <w:color w:val="000000"/>
+                    </w:rPr>
                   </w:pPr>
-                  <w:r>
+                  <w:r xmlns:w="http://schemas.openxmlformats.org/wordprocessingml/2006/main" xmlns:wp="http://schemas.openxmlformats.org/drawingml/2006/wordprocessingDrawing" xmlns:r="http://schemas.openxmlformats.org/officeDocument/2006/relationships" xmlns:w14="http://schemas.microsoft.com/office/word/2010/wordml">
+                    <w:rPr>
+                      <w:rFonts w:ascii="Carlito" w:hAnsi="Carlito" w:eastAsia="Carlito" w:cs="Carlito"/>
+                      <w:i w:val="false"/>
+                      <w:b w:val="false"/>
+                      <w:u w:val="none"/>
+                      <w:strike w:val="false"/>
+                      <w:sz w:val="22"/>
+                      <w:szCs w:val="22"/>
+                      <w:color w:val="000000"/>
+                    </w:rPr>
                     <w:t xml:space="preserve">10/28/2025</w:t>
                   </w:r>
                 </w:p>
               </w:tc>
               <w:tc>
-                <w:tcPr/>
+                <w:tcPr>
+                  <w:tcBorders>
+                    <w:bottom w:val="none" w:sz="0" w:space="0" w:color="000000"/>
+                    <w:top w:val="single" w:sz="12" w:space="0" w:color="666666"/>
+                    <w:left w:val="none" w:sz="0" w:space="0" w:color="000000"/>
+                    <w:right w:val="none" w:sz="0" w:space="0" w:color="000000"/>
+                  </w:tcBorders>
+                  <w:shd w:val="clear" w:color="auto" w:fill="FFFFFF"/>
+                  <w:tcMar>
+                    <w:top w:w="0" w:type="dxa"/>
+                    <w:bottom w:w="0" w:type="dxa"/>
+                    <w:left w:w="0" w:type="dxa"/>
+                    <w:right w:w="0" w:type="dxa"/>
+                  </w:tcMar>
+                  <w:vAlign w:val="center"/>
+                </w:tcPr>
                 <w:p>
                   <w:pPr>
-                    <w:pStyle w:val="Compact"/>
                     <w:jc w:val="right"/>
-                    <w:jc w:val="center"/>
+                    <w:pBdr>
+                      <w:bottom w:val="none" w:sz="0" w:space="0" w:color="000000"/>
+                      <w:top w:val="none" w:sz="0" w:space="0" w:color="000000"/>
+                      <w:left w:val="none" w:sz="0" w:space="0" w:color="000000"/>
+                      <w:right w:val="none" w:sz="0" w:space="0" w:color="000000"/>
+                    </w:pBdr>
+                    <w:spacing w:after="100" w:before="100" w:line="240"/>
+                    <w:ind w:left="100" w:right="100" w:firstLine="0" w:firstLineChars="0"/>
+                    <w:rPr>
+                      <w:rFonts w:ascii="Carlito" w:hAnsi="Carlito" w:eastAsia="Carlito" w:cs="Carlito"/>
+                      <w:i w:val="false"/>
+                      <w:b w:val="false"/>
+                      <w:u w:val="none"/>
+                      <w:strike w:val="false"/>
+                      <w:sz w:val="22"/>
+                      <w:szCs w:val="22"/>
+                      <w:color w:val="000000"/>
+                    </w:rPr>
                   </w:pPr>
-                  <w:r>
-                    <w:t xml:space="preserve">10/30/2025</w:t>
+                  <w:r xmlns:w="http://schemas.openxmlformats.org/wordprocessingml/2006/main" xmlns:wp="http://schemas.openxmlformats.org/drawingml/2006/wordprocessingDrawing" xmlns:r="http://schemas.openxmlformats.org/officeDocument/2006/relationships" xmlns:w14="http://schemas.microsoft.com/office/word/2010/wordml">
+                    <w:rPr>
+                      <w:rFonts w:ascii="Carlito" w:hAnsi="Carlito" w:eastAsia="Carlito" w:cs="Carlito"/>
+                      <w:i w:val="false"/>
+                      <w:b w:val="false"/>
+                      <w:u w:val="none"/>
+                      <w:strike w:val="false"/>
+                      <w:sz w:val="22"/>
+                      <w:szCs w:val="22"/>
+                      <w:color w:val="000000"/>
+                    </w:rPr>
+                    <w:t xml:space="preserve">2025-10-30</w:t>
                   </w:r>
                 </w:p>
               </w:tc>
               <w:tc>
-                <w:tcPr/>
+                <w:tcPr>
+                  <w:tcBorders>
+                    <w:bottom w:val="none" w:sz="0" w:space="0" w:color="000000"/>
+                    <w:top w:val="single" w:sz="12" w:space="0" w:color="666666"/>
+                    <w:left w:val="none" w:sz="0" w:space="0" w:color="000000"/>
+                    <w:right w:val="none" w:sz="0" w:space="0" w:color="000000"/>
+                  </w:tcBorders>
+                  <w:shd w:val="clear" w:color="auto" w:fill="FFFFFF"/>
+                  <w:tcMar>
+                    <w:top w:w="0" w:type="dxa"/>
+                    <w:bottom w:w="0" w:type="dxa"/>
+                    <w:left w:w="0" w:type="dxa"/>
+                    <w:right w:w="0" w:type="dxa"/>
+                  </w:tcMar>
+                  <w:vAlign w:val="center"/>
+                </w:tcPr>
                 <w:p>
                   <w:pPr>
-                    <w:pStyle w:val="Compact"/>
-                    <w:jc w:val="right"/>
-                    <w:jc w:val="center"/>
+                    <w:jc w:val="left"/>
+                    <w:pBdr>
+                      <w:bottom w:val="none" w:sz="0" w:space="0" w:color="000000"/>
+                      <w:top w:val="none" w:sz="0" w:space="0" w:color="000000"/>
+                      <w:left w:val="none" w:sz="0" w:space="0" w:color="000000"/>
+                      <w:right w:val="none" w:sz="0" w:space="0" w:color="000000"/>
+                    </w:pBdr>
+                    <w:spacing w:after="100" w:before="100" w:line="240"/>
+                    <w:ind w:left="100" w:right="100" w:firstLine="0" w:firstLineChars="0"/>
+                    <w:rPr>
+                      <w:rFonts w:ascii="Carlito" w:hAnsi="Carlito" w:eastAsia="Carlito" w:cs="Carlito"/>
+                      <w:i w:val="false"/>
+                      <w:b w:val="false"/>
+                      <w:u w:val="none"/>
+                      <w:strike w:val="false"/>
+                      <w:sz w:val="22"/>
+                      <w:szCs w:val="22"/>
+                      <w:color w:val="000000"/>
+                    </w:rPr>
                   </w:pPr>
-                  <w:r>
+                  <w:r xmlns:w="http://schemas.openxmlformats.org/wordprocessingml/2006/main" xmlns:wp="http://schemas.openxmlformats.org/drawingml/2006/wordprocessingDrawing" xmlns:r="http://schemas.openxmlformats.org/officeDocument/2006/relationships" xmlns:w14="http://schemas.microsoft.com/office/word/2010/wordml">
+                    <w:rPr>
+                      <w:rFonts w:ascii="Carlito" w:hAnsi="Carlito" w:eastAsia="Carlito" w:cs="Carlito"/>
+                      <w:i w:val="false"/>
+                      <w:b w:val="false"/>
+                      <w:u w:val="none"/>
+                      <w:strike w:val="false"/>
+                      <w:sz w:val="22"/>
+                      <w:szCs w:val="22"/>
+                      <w:color w:val="000000"/>
+                    </w:rPr>
                     <w:t xml:space="preserve">Ongoing</w:t>
                   </w:r>
                 </w:p>
               </w:tc>
               <w:tc>
-                <w:tcPr/>
+                <w:tcPr>
+                  <w:tcBorders>
+                    <w:bottom w:val="none" w:sz="0" w:space="0" w:color="000000"/>
+                    <w:top w:val="single" w:sz="12" w:space="0" w:color="666666"/>
+                    <w:left w:val="none" w:sz="0" w:space="0" w:color="000000"/>
+                    <w:right w:val="none" w:sz="0" w:space="0" w:color="000000"/>
+                  </w:tcBorders>
+                  <w:shd w:val="clear" w:color="auto" w:fill="FFFFFF"/>
+                  <w:tcMar>
+                    <w:top w:w="0" w:type="dxa"/>
+                    <w:bottom w:w="0" w:type="dxa"/>
+                    <w:left w:w="0" w:type="dxa"/>
+                    <w:right w:w="0" w:type="dxa"/>
+                  </w:tcMar>
+                  <w:vAlign w:val="center"/>
+                </w:tcPr>
                 <w:p>
                   <w:pPr>
-                    <w:pStyle w:val="Compact"/>
-                    <w:jc w:val="right"/>
-                    <w:jc w:val="center"/>
+                    <w:jc w:val="left"/>
+                    <w:pBdr>
+                      <w:bottom w:val="none" w:sz="0" w:space="0" w:color="000000"/>
+                      <w:top w:val="none" w:sz="0" w:space="0" w:color="000000"/>
+                      <w:left w:val="none" w:sz="0" w:space="0" w:color="000000"/>
+                      <w:right w:val="none" w:sz="0" w:space="0" w:color="000000"/>
+                    </w:pBdr>
+                    <w:spacing w:after="100" w:before="100" w:line="240"/>
+                    <w:ind w:left="100" w:right="100" w:firstLine="0" w:firstLineChars="0"/>
+                    <w:rPr>
+                      <w:rFonts w:ascii="Carlito" w:hAnsi="Carlito" w:eastAsia="Carlito" w:cs="Carlito"/>
+                      <w:i w:val="false"/>
+                      <w:b w:val="false"/>
+                      <w:u w:val="none"/>
+                      <w:strike w:val="false"/>
+                      <w:sz w:val="22"/>
+                      <w:szCs w:val="22"/>
+                      <w:color w:val="000000"/>
+                    </w:rPr>
                   </w:pPr>
-                  <w:r>
+                  <w:r xmlns:w="http://schemas.openxmlformats.org/wordprocessingml/2006/main" xmlns:wp="http://schemas.openxmlformats.org/drawingml/2006/wordprocessingDrawing" xmlns:r="http://schemas.openxmlformats.org/officeDocument/2006/relationships" xmlns:w14="http://schemas.microsoft.com/office/word/2010/wordml">
+                    <w:rPr>
+                      <w:rFonts w:ascii="Carlito" w:hAnsi="Carlito" w:eastAsia="Carlito" w:cs="Carlito"/>
+                      <w:i w:val="false"/>
+                      <w:b w:val="false"/>
+                      <w:u w:val="none"/>
+                      <w:strike w:val="false"/>
+                      <w:sz w:val="22"/>
+                      <w:szCs w:val="22"/>
+                      <w:color w:val="000000"/>
+                    </w:rPr>
                     <w:t xml:space="preserve">DCC gates</w:t>
                   </w:r>
                 </w:p>
               </w:tc>
             </w:tr>
             <w:tr>
+              <w:trPr>
+                <w:trHeight w:val="360" w:hRule="auto"/>
+              </w:trPr>
+              body2
               <w:tc>
-                <w:tcPr/>
+                <w:tcPr>
+                  <w:tcBorders>
+                    <w:bottom w:val="single" w:sz="12" w:space="0" w:color="666666"/>
+                    <w:top w:val="none" w:sz="0" w:space="0" w:color="000000"/>
+                    <w:left w:val="none" w:sz="0" w:space="0" w:color="000000"/>
+                    <w:right w:val="none" w:sz="0" w:space="0" w:color="000000"/>
+                  </w:tcBorders>
+                  <w:shd w:val="clear" w:color="auto" w:fill="FFFFFF"/>
+                  <w:tcMar>
+                    <w:top w:w="0" w:type="dxa"/>
+                    <w:bottom w:w="0" w:type="dxa"/>
+                    <w:left w:w="0" w:type="dxa"/>
+                    <w:right w:w="0" w:type="dxa"/>
+                  </w:tcMar>
+                  <w:vAlign w:val="center"/>
+                </w:tcPr>
                 <w:p>
                   <w:pPr>
-                    <w:pStyle w:val="Compact"/>
-                    <w:jc w:val="left"/>
-                    <w:jc w:val="center"/>
+                    <w:jc w:val="right"/>
+                    <w:pBdr>
+                      <w:bottom w:val="none" w:sz="0" w:space="0" w:color="000000"/>
+                      <w:top w:val="none" w:sz="0" w:space="0" w:color="000000"/>
+                      <w:left w:val="none" w:sz="0" w:space="0" w:color="000000"/>
+                      <w:right w:val="none" w:sz="0" w:space="0" w:color="000000"/>
+                    </w:pBdr>
+                    <w:spacing w:after="100" w:before="100" w:line="240"/>
+                    <w:ind w:left="100" w:right="100" w:firstLine="0" w:firstLineChars="0"/>
+                    <w:rPr>
+                      <w:rFonts w:ascii="Carlito" w:hAnsi="Carlito" w:eastAsia="Carlito" w:cs="Carlito"/>
+                      <w:i w:val="false"/>
+                      <w:b w:val="false"/>
+                      <w:u w:val="none"/>
+                      <w:strike w:val="false"/>
+                      <w:sz w:val="22"/>
+                      <w:szCs w:val="22"/>
+                      <w:color w:val="000000"/>
+                    </w:rPr>
                   </w:pPr>
-                  <w:r>
+                  <w:r xmlns:w="http://schemas.openxmlformats.org/wordprocessingml/2006/main" xmlns:wp="http://schemas.openxmlformats.org/drawingml/2006/wordprocessingDrawing" xmlns:r="http://schemas.openxmlformats.org/officeDocument/2006/relationships" xmlns:w14="http://schemas.microsoft.com/office/word/2010/wordml">
+                    <w:rPr>
+                      <w:rFonts w:ascii="Carlito" w:hAnsi="Carlito" w:eastAsia="Carlito" w:cs="Carlito"/>
+                      <w:i w:val="false"/>
+                      <w:b w:val="false"/>
+                      <w:u w:val="none"/>
+                      <w:strike w:val="false"/>
+                      <w:sz w:val="22"/>
+                      <w:szCs w:val="22"/>
+                      <w:color w:val="000000"/>
+                    </w:rPr>
                     <w:t xml:space="preserve">2</w:t>
                   </w:r>
                 </w:p>
               </w:tc>
               <w:tc>
-                <w:tcPr/>
+                <w:tcPr>
+                  <w:tcBorders>
+                    <w:bottom w:val="single" w:sz="12" w:space="0" w:color="666666"/>
+                    <w:top w:val="none" w:sz="0" w:space="0" w:color="000000"/>
+                    <w:left w:val="none" w:sz="0" w:space="0" w:color="000000"/>
+                    <w:right w:val="none" w:sz="0" w:space="0" w:color="000000"/>
+                  </w:tcBorders>
+                  <w:shd w:val="clear" w:color="auto" w:fill="FFFFFF"/>
+                  <w:tcMar>
+                    <w:top w:w="0" w:type="dxa"/>
+                    <w:bottom w:w="0" w:type="dxa"/>
+                    <w:left w:w="0" w:type="dxa"/>
+                    <w:right w:w="0" w:type="dxa"/>
+                  </w:tcMar>
+                  <w:vAlign w:val="center"/>
+                </w:tcPr>
                 <w:p>
                   <w:pPr>
-                    <w:pStyle w:val="Compact"/>
-                    <w:jc w:val="right"/>
-                    <w:jc w:val="center"/>
+                    <w:jc w:val="left"/>
+                    <w:pBdr>
+                      <w:bottom w:val="none" w:sz="0" w:space="0" w:color="000000"/>
+                      <w:top w:val="none" w:sz="0" w:space="0" w:color="000000"/>
+                      <w:left w:val="none" w:sz="0" w:space="0" w:color="000000"/>
+                      <w:right w:val="none" w:sz="0" w:space="0" w:color="000000"/>
+                    </w:pBdr>
+                    <w:spacing w:after="100" w:before="100" w:line="240"/>
+                    <w:ind w:left="100" w:right="100" w:firstLine="0" w:firstLineChars="0"/>
+                    <w:rPr>
+                      <w:rFonts w:ascii="Carlito" w:hAnsi="Carlito" w:eastAsia="Carlito" w:cs="Carlito"/>
+                      <w:i w:val="false"/>
+                      <w:b w:val="false"/>
+                      <w:u w:val="none"/>
+                      <w:strike w:val="false"/>
+                      <w:sz w:val="22"/>
+                      <w:szCs w:val="22"/>
+                      <w:color w:val="000000"/>
+                    </w:rPr>
                   </w:pPr>
-                  <w:r>
+                  <w:r xmlns:w="http://schemas.openxmlformats.org/wordprocessingml/2006/main" xmlns:wp="http://schemas.openxmlformats.org/drawingml/2006/wordprocessingDrawing" xmlns:r="http://schemas.openxmlformats.org/officeDocument/2006/relationships" xmlns:w14="http://schemas.microsoft.com/office/word/2010/wordml">
+                    <w:rPr>
+                      <w:rFonts w:ascii="Carlito" w:hAnsi="Carlito" w:eastAsia="Carlito" w:cs="Carlito"/>
+                      <w:i w:val="false"/>
+                      <w:b w:val="false"/>
+                      <w:u w:val="none"/>
+                      <w:strike w:val="false"/>
+                      <w:sz w:val="22"/>
+                      <w:szCs w:val="22"/>
+                      <w:color w:val="000000"/>
+                    </w:rPr>
                     <w:t xml:space="preserve">First Flush</w:t>
                   </w:r>
                 </w:p>
               </w:tc>
               <w:tc>
-                <w:tcPr/>
+                <w:tcPr>
+                  <w:tcBorders>
+                    <w:bottom w:val="single" w:sz="12" w:space="0" w:color="666666"/>
+                    <w:top w:val="none" w:sz="0" w:space="0" w:color="000000"/>
+                    <w:left w:val="none" w:sz="0" w:space="0" w:color="000000"/>
+                    <w:right w:val="none" w:sz="0" w:space="0" w:color="000000"/>
+                  </w:tcBorders>
+                  <w:shd w:val="clear" w:color="auto" w:fill="FFFFFF"/>
+                  <w:tcMar>
+                    <w:top w:w="0" w:type="dxa"/>
+                    <w:bottom w:w="0" w:type="dxa"/>
+                    <w:left w:w="0" w:type="dxa"/>
+                    <w:right w:w="0" w:type="dxa"/>
+                  </w:tcMar>
+                  <w:vAlign w:val="center"/>
+                </w:tcPr>
                 <w:p>
                   <w:pPr>
-                    <w:pStyle w:val="Compact"/>
-                    <w:jc w:val="right"/>
-                    <w:jc w:val="center"/>
+                    <w:jc w:val="left"/>
+                    <w:pBdr>
+                      <w:bottom w:val="none" w:sz="0" w:space="0" w:color="000000"/>
+                      <w:top w:val="none" w:sz="0" w:space="0" w:color="000000"/>
+                      <w:left w:val="none" w:sz="0" w:space="0" w:color="000000"/>
+                      <w:right w:val="none" w:sz="0" w:space="0" w:color="000000"/>
+                    </w:pBdr>
+                    <w:spacing w:after="100" w:before="100" w:line="240"/>
+                    <w:ind w:left="100" w:right="100" w:firstLine="0" w:firstLineChars="0"/>
+                    <w:rPr>
+                      <w:rFonts w:ascii="Carlito" w:hAnsi="Carlito" w:eastAsia="Carlito" w:cs="Carlito"/>
+                      <w:i w:val="false"/>
+                      <w:b w:val="false"/>
+                      <w:u w:val="none"/>
+                      <w:strike w:val="false"/>
+                      <w:sz w:val="22"/>
+                      <w:szCs w:val="22"/>
+                      <w:color w:val="000000"/>
+                    </w:rPr>
                   </w:pPr>
-                  <w:r>
+                  <w:r xmlns:w="http://schemas.openxmlformats.org/wordprocessingml/2006/main" xmlns:wp="http://schemas.openxmlformats.org/drawingml/2006/wordprocessingDrawing" xmlns:r="http://schemas.openxmlformats.org/officeDocument/2006/relationships" xmlns:w14="http://schemas.microsoft.com/office/word/2010/wordml">
+                    <w:rPr>
+                      <w:rFonts w:ascii="Carlito" w:hAnsi="Carlito" w:eastAsia="Carlito" w:cs="Carlito"/>
+                      <w:i w:val="false"/>
+                      <w:b w:val="false"/>
+                      <w:u w:val="none"/>
+                      <w:strike w:val="false"/>
+                      <w:sz w:val="22"/>
+                      <w:szCs w:val="22"/>
+                      <w:color w:val="000000"/>
+                    </w:rPr>
                     <w:t xml:space="preserve">12/24/2025</w:t>
                   </w:r>
                 </w:p>
               </w:tc>
               <w:tc>
-                <w:tcPr/>
+                <w:tcPr>
+                  <w:tcBorders>
+                    <w:bottom w:val="single" w:sz="12" w:space="0" w:color="666666"/>
+                    <w:top w:val="none" w:sz="0" w:space="0" w:color="000000"/>
+                    <w:left w:val="none" w:sz="0" w:space="0" w:color="000000"/>
+                    <w:right w:val="none" w:sz="0" w:space="0" w:color="000000"/>
+                  </w:tcBorders>
+                  <w:shd w:val="clear" w:color="auto" w:fill="FFFFFF"/>
+                  <w:tcMar>
+                    <w:top w:w="0" w:type="dxa"/>
+                    <w:bottom w:w="0" w:type="dxa"/>
+                    <w:left w:w="0" w:type="dxa"/>
+                    <w:right w:w="0" w:type="dxa"/>
+                  </w:tcMar>
+                  <w:vAlign w:val="center"/>
+                </w:tcPr>
                 <w:p>
                   <w:pPr>
-                    <w:pStyle w:val="Compact"/>
                     <w:jc w:val="right"/>
-                    <w:jc w:val="center"/>
+                    <w:pBdr>
+                      <w:bottom w:val="none" w:sz="0" w:space="0" w:color="000000"/>
+                      <w:top w:val="none" w:sz="0" w:space="0" w:color="000000"/>
+                      <w:left w:val="none" w:sz="0" w:space="0" w:color="000000"/>
+                      <w:right w:val="none" w:sz="0" w:space="0" w:color="000000"/>
+                    </w:pBdr>
+                    <w:spacing w:after="100" w:before="100" w:line="240"/>
+                    <w:ind w:left="100" w:right="100" w:firstLine="0" w:firstLineChars="0"/>
+                    <w:rPr>
+                      <w:rFonts w:ascii="Carlito" w:hAnsi="Carlito" w:eastAsia="Carlito" w:cs="Carlito"/>
+                      <w:i w:val="false"/>
+                      <w:b w:val="false"/>
+                      <w:u w:val="none"/>
+                      <w:strike w:val="false"/>
+                      <w:sz w:val="22"/>
+                      <w:szCs w:val="22"/>
+                      <w:color w:val="000000"/>
+                    </w:rPr>
                   </w:pPr>
-                  <w:r>
-                    <w:t xml:space="preserve">12/25/2025</w:t>
+                  <w:r xmlns:w="http://schemas.openxmlformats.org/wordprocessingml/2006/main" xmlns:wp="http://schemas.openxmlformats.org/drawingml/2006/wordprocessingDrawing" xmlns:r="http://schemas.openxmlformats.org/officeDocument/2006/relationships" xmlns:w14="http://schemas.microsoft.com/office/word/2010/wordml">
+                    <w:rPr>
+                      <w:rFonts w:ascii="Carlito" w:hAnsi="Carlito" w:eastAsia="Carlito" w:cs="Carlito"/>
+                      <w:i w:val="false"/>
+                      <w:b w:val="false"/>
+                      <w:u w:val="none"/>
+                      <w:strike w:val="false"/>
+                      <w:sz w:val="22"/>
+                      <w:szCs w:val="22"/>
+                      <w:color w:val="000000"/>
+                    </w:rPr>
+                    <w:t xml:space="preserve">2025-12-25</w:t>
                   </w:r>
                 </w:p>
               </w:tc>
               <w:tc>
-                <w:tcPr/>
+                <w:tcPr>
+                  <w:tcBorders>
+                    <w:bottom w:val="single" w:sz="12" w:space="0" w:color="666666"/>
+                    <w:top w:val="none" w:sz="0" w:space="0" w:color="000000"/>
+                    <w:left w:val="none" w:sz="0" w:space="0" w:color="000000"/>
+                    <w:right w:val="none" w:sz="0" w:space="0" w:color="000000"/>
+                  </w:tcBorders>
+                  <w:shd w:val="clear" w:color="auto" w:fill="FFFFFF"/>
+                  <w:tcMar>
+                    <w:top w:w="0" w:type="dxa"/>
+                    <w:bottom w:w="0" w:type="dxa"/>
+                    <w:left w:w="0" w:type="dxa"/>
+                    <w:right w:w="0" w:type="dxa"/>
+                  </w:tcMar>
+                  <w:vAlign w:val="center"/>
+                </w:tcPr>
                 <w:p>
                   <w:pPr>
-                    <w:pStyle w:val="Compact"/>
-                    <w:jc w:val="right"/>
-                    <w:jc w:val="center"/>
+                    <w:jc w:val="left"/>
+                    <w:pBdr>
+                      <w:bottom w:val="none" w:sz="0" w:space="0" w:color="000000"/>
+                      <w:top w:val="none" w:sz="0" w:space="0" w:color="000000"/>
+                      <w:left w:val="none" w:sz="0" w:space="0" w:color="000000"/>
+                      <w:right w:val="none" w:sz="0" w:space="0" w:color="000000"/>
+                    </w:pBdr>
+                    <w:spacing w:after="100" w:before="100" w:line="240"/>
+                    <w:ind w:left="100" w:right="100" w:firstLine="0" w:firstLineChars="0"/>
+                    <w:rPr>
+                      <w:rFonts w:ascii="Carlito" w:hAnsi="Carlito" w:eastAsia="Carlito" w:cs="Carlito"/>
+                      <w:i w:val="false"/>
+                      <w:b w:val="false"/>
+                      <w:u w:val="none"/>
+                      <w:strike w:val="false"/>
+                      <w:sz w:val="22"/>
+                      <w:szCs w:val="22"/>
+                      <w:color w:val="000000"/>
+                    </w:rPr>
                   </w:pPr>
-                  <w:r>
-                    <w:t xml:space="preserve">Ongoing</w:t>
+                  <w:r xmlns:w="http://schemas.openxmlformats.org/wordprocessingml/2006/main" xmlns:wp="http://schemas.openxmlformats.org/drawingml/2006/wordprocessingDrawing" xmlns:r="http://schemas.openxmlformats.org/officeDocument/2006/relationships" xmlns:w14="http://schemas.microsoft.com/office/word/2010/wordml">
+                    <w:rPr>
+                      <w:rFonts w:ascii="Carlito" w:hAnsi="Carlito" w:eastAsia="Carlito" w:cs="Carlito"/>
+                      <w:i w:val="false"/>
+                      <w:b w:val="false"/>
+                      <w:u w:val="none"/>
+                      <w:strike w:val="false"/>
+                      <w:sz w:val="22"/>
+                      <w:szCs w:val="22"/>
+                      <w:color w:val="000000"/>
+                    </w:rPr>
+                    <w:t xml:space="preserve">14 days</w:t>
                   </w:r>
                 </w:p>
               </w:tc>
               <w:tc>
-                <w:tcPr/>
+                <w:tcPr>
+                  <w:tcBorders>
+                    <w:bottom w:val="single" w:sz="12" w:space="0" w:color="666666"/>
+                    <w:top w:val="none" w:sz="0" w:space="0" w:color="000000"/>
+                    <w:left w:val="none" w:sz="0" w:space="0" w:color="000000"/>
+                    <w:right w:val="none" w:sz="0" w:space="0" w:color="000000"/>
+                  </w:tcBorders>
+                  <w:shd w:val="clear" w:color="auto" w:fill="FFFFFF"/>
+                  <w:tcMar>
+                    <w:top w:w="0" w:type="dxa"/>
+                    <w:bottom w:w="0" w:type="dxa"/>
+                    <w:left w:w="0" w:type="dxa"/>
+                    <w:right w:w="0" w:type="dxa"/>
+                  </w:tcMar>
+                  <w:vAlign w:val="center"/>
+                </w:tcPr>
                 <w:p>
                   <w:pPr>
-                    <w:pStyle w:val="Compact"/>
-                    <w:jc w:val="right"/>
-                    <w:jc w:val="center"/>
+                    <w:jc w:val="left"/>
+                    <w:pBdr>
+                      <w:bottom w:val="none" w:sz="0" w:space="0" w:color="000000"/>
+                      <w:top w:val="none" w:sz="0" w:space="0" w:color="000000"/>
+                      <w:left w:val="none" w:sz="0" w:space="0" w:color="000000"/>
+                      <w:right w:val="none" w:sz="0" w:space="0" w:color="000000"/>
+                    </w:pBdr>
+                    <w:spacing w:after="100" w:before="100" w:line="240"/>
+                    <w:ind w:left="100" w:right="100" w:firstLine="0" w:firstLineChars="0"/>
+                    <w:rPr>
+                      <w:rFonts w:ascii="Carlito" w:hAnsi="Carlito" w:eastAsia="Carlito" w:cs="Carlito"/>
+                      <w:i w:val="false"/>
+                      <w:b w:val="false"/>
+                      <w:u w:val="none"/>
+                      <w:strike w:val="false"/>
+                      <w:sz w:val="22"/>
+                      <w:szCs w:val="22"/>
+                      <w:color w:val="000000"/>
+                    </w:rPr>
                   </w:pPr>
-                  <w:r>
+                  <w:r xmlns:w="http://schemas.openxmlformats.org/wordprocessingml/2006/main" xmlns:wp="http://schemas.openxmlformats.org/drawingml/2006/wordprocessingDrawing" xmlns:r="http://schemas.openxmlformats.org/officeDocument/2006/relationships" xmlns:w14="http://schemas.microsoft.com/office/word/2010/wordml">
+                    <w:rPr>
+                      <w:rFonts w:ascii="Carlito" w:hAnsi="Carlito" w:eastAsia="Carlito" w:cs="Carlito"/>
+                      <w:i w:val="false"/>
+                      <w:b w:val="false"/>
+                      <w:u w:val="none"/>
+                      <w:strike w:val="false"/>
+                      <w:sz w:val="22"/>
+                      <w:szCs w:val="22"/>
+                      <w:color w:val="000000"/>
+                    </w:rPr>
                     <w:t xml:space="preserve">Entrainment Management</w:t>
                   </w:r>
                 </w:p>
@@ -430,7 +1177,6 @@
             </w:tr>
           </w:tbl>
           <w:bookmarkEnd w:id="25"/>
-          <w:p/>
         </w:tc>
       </w:tr>
     </w:tbl>
@@ -503,7 +1249,7 @@
         <w:t xml:space="preserve"> </w:t>
       </w:r>
       <w:r>
-        <w:t xml:space="preserve">‘himed’</w:t>
+        <w:t xml:space="preserve">‘medmed’</w:t>
       </w:r>
       <w:r>
         <w:t xml:space="preserve"> </w:t>
@@ -535,13 +1281,13 @@
         <w:t xml:space="preserve"> </w:t>
       </w:r>
       <w:r>
-        <w:t xml:space="preserve">“himed”</w:t>
+        <w:t xml:space="preserve">“medmed”</w:t>
       </w:r>
       <w:r>
         <w:t xml:space="preserve"> </w:t>
       </w:r>
       <w:r>
-        <w:t xml:space="preserve">hydrology is 23, 53, 118 and 111 kilometeres (km) across OMR bins of -2000, -3500, -5000 and &lt;-5500 respectively.</w:t>
+        <w:t xml:space="preserve">hydrology is 26, 49, 101 and 163 kilometeres (km) across OMR bins of -2000, -3500, -5000 and &lt;-5500 respectively.</w:t>
       </w:r>
     </w:p>
     <w:p>
@@ -549,7 +1295,7 @@
         <w:pStyle w:val="BodyText"/>
       </w:pPr>
       <w:r>
-        <w:t xml:space="preserve">Change in altered channel length between OMR levels is 88 km for current conditions and 88 km for forecasted conditions indicating that ZOI impacts across OMR scenarios would not change between current and forecasted conditions. Across the nine hydrology bins, changes in altered channel length across OMR scenarios are moderate (between 25th and 75th percentiles) for both current and forecasted hydrology.</w:t>
+        <w:t xml:space="preserve">Change in altered channel length between OMR levels is 88 km for current conditions and 137 km for forecasted conditions indicating that ZOI impacts across OMR scenarios would increase between current and forecasted conditions. Across the nine hydrology bins, changes in altered channel length across OMR scenarios are moderate (between 25th and 75th percentiles) and high (&gt;75th percentile) respectively for current and forecasted hydrology.</w:t>
       </w:r>
     </w:p>
     <w:tbl>
@@ -574,7 +1320,7 @@
             <w:r>
               <w:drawing>
                 <wp:inline>
-                  <wp:extent cx="5334000" cy="2667000"/>
+                  <wp:extent cx="5943600" cy="2971800"/>
                   <wp:effectExtent b="0" l="0" r="0" t="0"/>
                   <wp:docPr descr="" title="" id="30" name="Picture"/>
                   <a:graphic>
@@ -595,7 +1341,7 @@
                         <pic:spPr bwMode="auto">
                           <a:xfrm>
                             <a:off x="0" y="0"/>
-                            <a:ext cx="5334000" cy="2667000"/>
+                            <a:ext cx="5943600" cy="2971800"/>
                           </a:xfrm>
                           <a:prstGeom prst="rect">
                             <a:avLst/>
@@ -634,9 +1380,18 @@
     <w:bookmarkEnd w:id="33"/>
     <w:bookmarkEnd w:id="34"/>
     <w:sectPr>
+      <w:headerReference r:id="rId9" w:type="even"/>
+      <w:headerReference r:id="rId11" w:type="default"/>
+      <w:footerReference r:id="rId14" w:type="even"/>
+      <w:footerReference r:id="rId13" w:type="default"/>
+      <w:headerReference r:id="rId10" w:type="first"/>
+      <w:footerReference r:id="rId12" w:type="first"/>
       <w:footnotePr>
         <w:numRestart w:val="eachSect"/>
       </w:footnotePr>
+      <w:pgSz w:h="15840" w:w="12240"/>
+      <w:pgMar w:bottom="1440" w:footer="720" w:gutter="0" w:header="720" w:left="1440" w:right="1440" w:top="1440"/>
+      <w:cols w:space="720"/>
     </w:sectPr>
   </w:body>
 </w:document>
@@ -646,6 +1401,79 @@
 <w:comments xmlns:w="http://schemas.openxmlformats.org/wordprocessingml/2006/main" xmlns:m="http://schemas.openxmlformats.org/officeDocument/2006/math" xmlns:r="http://schemas.openxmlformats.org/officeDocument/2006/relationships" xmlns:o="urn:schemas-microsoft-com:office:office" xmlns:v="urn:schemas-microsoft-com:vml" xmlns:w10="urn:schemas-microsoft-com:office:word" xmlns:a="http://schemas.openxmlformats.org/drawingml/2006/main" xmlns:pic="http://schemas.openxmlformats.org/drawingml/2006/picture" xmlns:wp="http://schemas.openxmlformats.org/drawingml/2006/wordprocessingDrawing"/>
 </file>
 
+<file path=word/footer1.xml><?xml version="1.0" encoding="utf-8"?>
+<w:ftr xmlns:wpc="http://schemas.microsoft.com/office/word/2010/wordprocessingCanvas" xmlns:cx="http://schemas.microsoft.com/office/drawing/2014/chartex" xmlns:cx1="http://schemas.microsoft.com/office/drawing/2015/9/8/chartex" xmlns:cx2="http://schemas.microsoft.com/office/drawing/2015/10/21/chartex" xmlns:cx3="http://schemas.microsoft.com/office/drawing/2016/5/9/chartex" xmlns:cx4="http://schemas.microsoft.com/office/drawing/2016/5/10/chartex" xmlns:cx5="http://schemas.microsoft.com/office/drawing/2016/5/11/chartex" xmlns:cx6="http://schemas.microsoft.com/office/drawing/2016/5/12/chartex" xmlns:cx7="http://schemas.microsoft.com/office/drawing/2016/5/13/chartex" xmlns:cx8="http://schemas.microsoft.com/office/drawing/2016/5/14/chartex" xmlns:mc="http://schemas.openxmlformats.org/markup-compatibility/2006" xmlns:aink="http://schemas.microsoft.com/office/drawing/2016/ink" xmlns:am3d="http://schemas.microsoft.com/office/drawing/2017/model3d" xmlns:o="urn:schemas-microsoft-com:office:office" xmlns:oel="http://schemas.microsoft.com/office/2019/extlst" xmlns:r="http://schemas.openxmlformats.org/officeDocument/2006/relationships" xmlns:m="http://schemas.openxmlformats.org/officeDocument/2006/math" xmlns:v="urn:schemas-microsoft-com:vml" xmlns:wp14="http://schemas.microsoft.com/office/word/2010/wordprocessingDrawing" xmlns:wp="http://schemas.openxmlformats.org/drawingml/2006/wordprocessingDrawing" xmlns:w10="urn:schemas-microsoft-com:office:word" xmlns:w="http://schemas.openxmlformats.org/wordprocessingml/2006/main" xmlns:w14="http://schemas.microsoft.com/office/word/2010/wordml" xmlns:w15="http://schemas.microsoft.com/office/word/2012/wordml" xmlns:w16cex="http://schemas.microsoft.com/office/word/2018/wordml/cex" xmlns:w16cid="http://schemas.microsoft.com/office/word/2016/wordml/cid" xmlns:w16="http://schemas.microsoft.com/office/word/2018/wordml" xmlns:w16du="http://schemas.microsoft.com/office/word/2023/wordml/word16du" xmlns:w16sdtdh="http://schemas.microsoft.com/office/word/2020/wordml/sdtdatahash" xmlns:w16sdtfl="http://schemas.microsoft.com/office/word/2024/wordml/sdtformatlock" xmlns:w16se="http://schemas.microsoft.com/office/word/2015/wordml/symex" xmlns:wpg="http://schemas.microsoft.com/office/word/2010/wordprocessingGroup" xmlns:wpi="http://schemas.microsoft.com/office/word/2010/wordprocessingInk" xmlns:wne="http://schemas.microsoft.com/office/word/2006/wordml" xmlns:wps="http://schemas.microsoft.com/office/word/2010/wordprocessingShape" mc:Ignorable="w14 w15 w16se w16cid w16 w16cex w16sdtdh w16sdtfl w16du wp14">
+  <w:p>
+    <w:pPr>
+      <w:pStyle w:val="Footer"/>
+    </w:pPr>
+  </w:p>
+</w:ftr>
+</file>
+
+<file path=word/footer2.xml><?xml version="1.0" encoding="utf-8"?>
+<w:ftr xmlns:wpc="http://schemas.microsoft.com/office/word/2010/wordprocessingCanvas" xmlns:cx="http://schemas.microsoft.com/office/drawing/2014/chartex" xmlns:cx1="http://schemas.microsoft.com/office/drawing/2015/9/8/chartex" xmlns:cx2="http://schemas.microsoft.com/office/drawing/2015/10/21/chartex" xmlns:cx3="http://schemas.microsoft.com/office/drawing/2016/5/9/chartex" xmlns:cx4="http://schemas.microsoft.com/office/drawing/2016/5/10/chartex" xmlns:cx5="http://schemas.microsoft.com/office/drawing/2016/5/11/chartex" xmlns:cx6="http://schemas.microsoft.com/office/drawing/2016/5/12/chartex" xmlns:cx7="http://schemas.microsoft.com/office/drawing/2016/5/13/chartex" xmlns:cx8="http://schemas.microsoft.com/office/drawing/2016/5/14/chartex" xmlns:mc="http://schemas.openxmlformats.org/markup-compatibility/2006" xmlns:aink="http://schemas.microsoft.com/office/drawing/2016/ink" xmlns:am3d="http://schemas.microsoft.com/office/drawing/2017/model3d" xmlns:o="urn:schemas-microsoft-com:office:office" xmlns:oel="http://schemas.microsoft.com/office/2019/extlst" xmlns:r="http://schemas.openxmlformats.org/officeDocument/2006/relationships" xmlns:m="http://schemas.openxmlformats.org/officeDocument/2006/math" xmlns:v="urn:schemas-microsoft-com:vml" xmlns:wp14="http://schemas.microsoft.com/office/word/2010/wordprocessingDrawing" xmlns:wp="http://schemas.openxmlformats.org/drawingml/2006/wordprocessingDrawing" xmlns:w10="urn:schemas-microsoft-com:office:word" xmlns:w="http://schemas.openxmlformats.org/wordprocessingml/2006/main" xmlns:w14="http://schemas.microsoft.com/office/word/2010/wordml" xmlns:w15="http://schemas.microsoft.com/office/word/2012/wordml" xmlns:w16cex="http://schemas.microsoft.com/office/word/2018/wordml/cex" xmlns:w16cid="http://schemas.microsoft.com/office/word/2016/wordml/cid" xmlns:w16="http://schemas.microsoft.com/office/word/2018/wordml" xmlns:w16du="http://schemas.microsoft.com/office/word/2023/wordml/word16du" xmlns:w16sdtdh="http://schemas.microsoft.com/office/word/2020/wordml/sdtdatahash" xmlns:w16sdtfl="http://schemas.microsoft.com/office/word/2024/wordml/sdtformatlock" xmlns:w16se="http://schemas.microsoft.com/office/word/2015/wordml/symex" xmlns:wpg="http://schemas.microsoft.com/office/word/2010/wordprocessingGroup" xmlns:wpi="http://schemas.microsoft.com/office/word/2010/wordprocessingInk" xmlns:wne="http://schemas.microsoft.com/office/word/2006/wordml" xmlns:wps="http://schemas.microsoft.com/office/word/2010/wordprocessingShape" mc:Ignorable="w14 w15 w16se w16cid w16 w16cex w16sdtdh w16sdtfl w16du wp14">
+  <w:sdt>
+    <w:sdtPr>
+      <w:id w:val="674071887"/>
+      <w:docPartObj>
+        <w:docPartGallery w:val="Page Numbers (Bottom of Page)"/>
+        <w:docPartUnique/>
+      </w:docPartObj>
+    </w:sdtPr>
+    <w:sdtEndPr>
+      <w:rPr>
+        <w:noProof/>
+      </w:rPr>
+    </w:sdtEndPr>
+    <w:sdtContent>
+      <w:p>
+        <w:pPr>
+          <w:pStyle w:val="Footer"/>
+          <w:jc w:val="right"/>
+        </w:pPr>
+        <w:r>
+          <w:fldChar w:fldCharType="begin"/>
+        </w:r>
+        <w:r>
+          <w:instrText xml:space="preserve"> PAGE   \* MERGEFORMAT </w:instrText>
+        </w:r>
+        <w:r>
+          <w:fldChar w:fldCharType="separate"/>
+        </w:r>
+        <w:r>
+          <w:rPr>
+            <w:noProof/>
+          </w:rPr>
+          <w:t>2</w:t>
+        </w:r>
+        <w:r>
+          <w:rPr>
+            <w:noProof/>
+          </w:rPr>
+          <w:fldChar w:fldCharType="end"/>
+        </w:r>
+      </w:p>
+    </w:sdtContent>
+  </w:sdt>
+  <w:p>
+    <w:pPr>
+      <w:pStyle w:val="Footer"/>
+    </w:pPr>
+  </w:p>
+</w:ftr>
+</file>
+
+<file path=word/footer3.xml><?xml version="1.0" encoding="utf-8"?>
+<w:ftr xmlns:wpc="http://schemas.microsoft.com/office/word/2010/wordprocessingCanvas" xmlns:cx="http://schemas.microsoft.com/office/drawing/2014/chartex" xmlns:cx1="http://schemas.microsoft.com/office/drawing/2015/9/8/chartex" xmlns:cx2="http://schemas.microsoft.com/office/drawing/2015/10/21/chartex" xmlns:cx3="http://schemas.microsoft.com/office/drawing/2016/5/9/chartex" xmlns:cx4="http://schemas.microsoft.com/office/drawing/2016/5/10/chartex" xmlns:cx5="http://schemas.microsoft.com/office/drawing/2016/5/11/chartex" xmlns:cx6="http://schemas.microsoft.com/office/drawing/2016/5/12/chartex" xmlns:cx7="http://schemas.microsoft.com/office/drawing/2016/5/13/chartex" xmlns:cx8="http://schemas.microsoft.com/office/drawing/2016/5/14/chartex" xmlns:mc="http://schemas.openxmlformats.org/markup-compatibility/2006" xmlns:aink="http://schemas.microsoft.com/office/drawing/2016/ink" xmlns:am3d="http://schemas.microsoft.com/office/drawing/2017/model3d" xmlns:o="urn:schemas-microsoft-com:office:office" xmlns:oel="http://schemas.microsoft.com/office/2019/extlst" xmlns:r="http://schemas.openxmlformats.org/officeDocument/2006/relationships" xmlns:m="http://schemas.openxmlformats.org/officeDocument/2006/math" xmlns:v="urn:schemas-microsoft-com:vml" xmlns:wp14="http://schemas.microsoft.com/office/word/2010/wordprocessingDrawing" xmlns:wp="http://schemas.openxmlformats.org/drawingml/2006/wordprocessingDrawing" xmlns:w10="urn:schemas-microsoft-com:office:word" xmlns:w="http://schemas.openxmlformats.org/wordprocessingml/2006/main" xmlns:w14="http://schemas.microsoft.com/office/word/2010/wordml" xmlns:w15="http://schemas.microsoft.com/office/word/2012/wordml" xmlns:w16cex="http://schemas.microsoft.com/office/word/2018/wordml/cex" xmlns:w16cid="http://schemas.microsoft.com/office/word/2016/wordml/cid" xmlns:w16="http://schemas.microsoft.com/office/word/2018/wordml" xmlns:w16du="http://schemas.microsoft.com/office/word/2023/wordml/word16du" xmlns:w16sdtdh="http://schemas.microsoft.com/office/word/2020/wordml/sdtdatahash" xmlns:w16sdtfl="http://schemas.microsoft.com/office/word/2024/wordml/sdtformatlock" xmlns:w16se="http://schemas.microsoft.com/office/word/2015/wordml/symex" xmlns:wpg="http://schemas.microsoft.com/office/word/2010/wordprocessingGroup" xmlns:wpi="http://schemas.microsoft.com/office/word/2010/wordprocessingInk" xmlns:wne="http://schemas.microsoft.com/office/word/2006/wordml" xmlns:wps="http://schemas.microsoft.com/office/word/2010/wordprocessingShape" mc:Ignorable="w14 w15 w16se w16cid w16 w16cex w16sdtdh w16sdtfl w16du wp14">
+  <w:p>
+    <w:pPr>
+      <w:pStyle w:val="Footer"/>
+    </w:pPr>
+  </w:p>
+</w:ftr>
+</file>
+
 <file path=word/footnotes.xml><?xml version="1.0" encoding="utf-8"?>
 <w:footnotes xmlns:w="http://schemas.openxmlformats.org/wordprocessingml/2006/main" xmlns:m="http://schemas.openxmlformats.org/officeDocument/2006/math" xmlns:r="http://schemas.openxmlformats.org/officeDocument/2006/relationships" xmlns:o="urn:schemas-microsoft-com:office:office" xmlns:v="urn:schemas-microsoft-com:vml" xmlns:w10="urn:schemas-microsoft-com:office:word" xmlns:a="http://schemas.openxmlformats.org/drawingml/2006/main" xmlns:pic="http://schemas.openxmlformats.org/drawingml/2006/picture" xmlns:wp="http://schemas.openxmlformats.org/drawingml/2006/wordprocessingDrawing">
   <w:footnote w:type="continuationSeparator" w:id="0">
@@ -665,8 +1493,142 @@
 </w:footnotes>
 </file>
 
+<file path=word/header1.xml><?xml version="1.0" encoding="utf-8"?>
+<w:hdr xmlns:wpc="http://schemas.microsoft.com/office/word/2010/wordprocessingCanvas" xmlns:cx="http://schemas.microsoft.com/office/drawing/2014/chartex" xmlns:cx1="http://schemas.microsoft.com/office/drawing/2015/9/8/chartex" xmlns:cx2="http://schemas.microsoft.com/office/drawing/2015/10/21/chartex" xmlns:cx3="http://schemas.microsoft.com/office/drawing/2016/5/9/chartex" xmlns:cx4="http://schemas.microsoft.com/office/drawing/2016/5/10/chartex" xmlns:cx5="http://schemas.microsoft.com/office/drawing/2016/5/11/chartex" xmlns:cx6="http://schemas.microsoft.com/office/drawing/2016/5/12/chartex" xmlns:cx7="http://schemas.microsoft.com/office/drawing/2016/5/13/chartex" xmlns:cx8="http://schemas.microsoft.com/office/drawing/2016/5/14/chartex" xmlns:mc="http://schemas.openxmlformats.org/markup-compatibility/2006" xmlns:aink="http://schemas.microsoft.com/office/drawing/2016/ink" xmlns:am3d="http://schemas.microsoft.com/office/drawing/2017/model3d" xmlns:o="urn:schemas-microsoft-com:office:office" xmlns:oel="http://schemas.microsoft.com/office/2019/extlst" xmlns:r="http://schemas.openxmlformats.org/officeDocument/2006/relationships" xmlns:m="http://schemas.openxmlformats.org/officeDocument/2006/math" xmlns:v="urn:schemas-microsoft-com:vml" xmlns:wp14="http://schemas.microsoft.com/office/word/2010/wordprocessingDrawing" xmlns:wp="http://schemas.openxmlformats.org/drawingml/2006/wordprocessingDrawing" xmlns:w10="urn:schemas-microsoft-com:office:word" xmlns:w="http://schemas.openxmlformats.org/wordprocessingml/2006/main" xmlns:w14="http://schemas.microsoft.com/office/word/2010/wordml" xmlns:w15="http://schemas.microsoft.com/office/word/2012/wordml" xmlns:w16cex="http://schemas.microsoft.com/office/word/2018/wordml/cex" xmlns:w16cid="http://schemas.microsoft.com/office/word/2016/wordml/cid" xmlns:w16="http://schemas.microsoft.com/office/word/2018/wordml" xmlns:w16du="http://schemas.microsoft.com/office/word/2023/wordml/word16du" xmlns:w16sdtdh="http://schemas.microsoft.com/office/word/2020/wordml/sdtdatahash" xmlns:w16sdtfl="http://schemas.microsoft.com/office/word/2024/wordml/sdtformatlock" xmlns:w16se="http://schemas.microsoft.com/office/word/2015/wordml/symex" xmlns:wpg="http://schemas.microsoft.com/office/word/2010/wordprocessingGroup" xmlns:wpi="http://schemas.microsoft.com/office/word/2010/wordprocessingInk" xmlns:wne="http://schemas.microsoft.com/office/word/2006/wordml" xmlns:wps="http://schemas.microsoft.com/office/word/2010/wordprocessingShape" mc:Ignorable="w14 w15 w16se w16cid w16 w16cex w16sdtdh w16sdtfl w16du wp14">
+  <w:p>
+    <w:pPr>
+      <w:pStyle w:val="Header"/>
+    </w:pPr>
+  </w:p>
+</w:hdr>
+</file>
+
+<file path=word/header2.xml><?xml version="1.0" encoding="utf-8"?>
+<w:hdr xmlns:wpc="http://schemas.microsoft.com/office/word/2010/wordprocessingCanvas" xmlns:cx="http://schemas.microsoft.com/office/drawing/2014/chartex" xmlns:cx1="http://schemas.microsoft.com/office/drawing/2015/9/8/chartex" xmlns:cx2="http://schemas.microsoft.com/office/drawing/2015/10/21/chartex" xmlns:cx3="http://schemas.microsoft.com/office/drawing/2016/5/9/chartex" xmlns:cx4="http://schemas.microsoft.com/office/drawing/2016/5/10/chartex" xmlns:cx5="http://schemas.microsoft.com/office/drawing/2016/5/11/chartex" xmlns:cx6="http://schemas.microsoft.com/office/drawing/2016/5/12/chartex" xmlns:cx7="http://schemas.microsoft.com/office/drawing/2016/5/13/chartex" xmlns:cx8="http://schemas.microsoft.com/office/drawing/2016/5/14/chartex" xmlns:mc="http://schemas.openxmlformats.org/markup-compatibility/2006" xmlns:aink="http://schemas.microsoft.com/office/drawing/2016/ink" xmlns:am3d="http://schemas.microsoft.com/office/drawing/2017/model3d" xmlns:o="urn:schemas-microsoft-com:office:office" xmlns:oel="http://schemas.microsoft.com/office/2019/extlst" xmlns:r="http://schemas.openxmlformats.org/officeDocument/2006/relationships" xmlns:m="http://schemas.openxmlformats.org/officeDocument/2006/math" xmlns:v="urn:schemas-microsoft-com:vml" xmlns:wp14="http://schemas.microsoft.com/office/word/2010/wordprocessingDrawing" xmlns:wp="http://schemas.openxmlformats.org/drawingml/2006/wordprocessingDrawing" xmlns:w10="urn:schemas-microsoft-com:office:word" xmlns:w="http://schemas.openxmlformats.org/wordprocessingml/2006/main" xmlns:w14="http://schemas.microsoft.com/office/word/2010/wordml" xmlns:w15="http://schemas.microsoft.com/office/word/2012/wordml" xmlns:w16cex="http://schemas.microsoft.com/office/word/2018/wordml/cex" xmlns:w16cid="http://schemas.microsoft.com/office/word/2016/wordml/cid" xmlns:w16="http://schemas.microsoft.com/office/word/2018/wordml" xmlns:w16du="http://schemas.microsoft.com/office/word/2023/wordml/word16du" xmlns:w16sdtdh="http://schemas.microsoft.com/office/word/2020/wordml/sdtdatahash" xmlns:w16sdtfl="http://schemas.microsoft.com/office/word/2024/wordml/sdtformatlock" xmlns:w16se="http://schemas.microsoft.com/office/word/2015/wordml/symex" xmlns:wpg="http://schemas.microsoft.com/office/word/2010/wordprocessingGroup" xmlns:wpi="http://schemas.microsoft.com/office/word/2010/wordprocessingInk" xmlns:wne="http://schemas.microsoft.com/office/word/2006/wordml" xmlns:wps="http://schemas.microsoft.com/office/word/2010/wordprocessingShape" mc:Ignorable="w14 w15 w16se w16cid w16 w16cex w16sdtdh w16sdtfl w16du wp14">
+  <w:p>
+    <w:pPr>
+      <w:pStyle w:val="Header"/>
+    </w:pPr>
+  </w:p>
+</w:hdr>
+</file>
+
+<file path=word/header3.xml><?xml version="1.0" encoding="utf-8"?>
+<w:hdr xmlns:wpc="http://schemas.microsoft.com/office/word/2010/wordprocessingCanvas" xmlns:cx="http://schemas.microsoft.com/office/drawing/2014/chartex" xmlns:cx1="http://schemas.microsoft.com/office/drawing/2015/9/8/chartex" xmlns:cx2="http://schemas.microsoft.com/office/drawing/2015/10/21/chartex" xmlns:cx3="http://schemas.microsoft.com/office/drawing/2016/5/9/chartex" xmlns:cx4="http://schemas.microsoft.com/office/drawing/2016/5/10/chartex" xmlns:cx5="http://schemas.microsoft.com/office/drawing/2016/5/11/chartex" xmlns:cx6="http://schemas.microsoft.com/office/drawing/2016/5/12/chartex" xmlns:cx7="http://schemas.microsoft.com/office/drawing/2016/5/13/chartex" xmlns:cx8="http://schemas.microsoft.com/office/drawing/2016/5/14/chartex" xmlns:mc="http://schemas.openxmlformats.org/markup-compatibility/2006" xmlns:aink="http://schemas.microsoft.com/office/drawing/2016/ink" xmlns:am3d="http://schemas.microsoft.com/office/drawing/2017/model3d" xmlns:o="urn:schemas-microsoft-com:office:office" xmlns:oel="http://schemas.microsoft.com/office/2019/extlst" xmlns:r="http://schemas.openxmlformats.org/officeDocument/2006/relationships" xmlns:m="http://schemas.openxmlformats.org/officeDocument/2006/math" xmlns:v="urn:schemas-microsoft-com:vml" xmlns:wp14="http://schemas.microsoft.com/office/word/2010/wordprocessingDrawing" xmlns:wp="http://schemas.openxmlformats.org/drawingml/2006/wordprocessingDrawing" xmlns:w10="urn:schemas-microsoft-com:office:word" xmlns:w="http://schemas.openxmlformats.org/wordprocessingml/2006/main" xmlns:w14="http://schemas.microsoft.com/office/word/2010/wordml" xmlns:w15="http://schemas.microsoft.com/office/word/2012/wordml" xmlns:w16cex="http://schemas.microsoft.com/office/word/2018/wordml/cex" xmlns:w16cid="http://schemas.microsoft.com/office/word/2016/wordml/cid" xmlns:w16="http://schemas.microsoft.com/office/word/2018/wordml" xmlns:w16du="http://schemas.microsoft.com/office/word/2023/wordml/word16du" xmlns:w16sdtdh="http://schemas.microsoft.com/office/word/2020/wordml/sdtdatahash" xmlns:w16sdtfl="http://schemas.microsoft.com/office/word/2024/wordml/sdtformatlock" xmlns:w16se="http://schemas.microsoft.com/office/word/2015/wordml/symex" xmlns:wpg="http://schemas.microsoft.com/office/word/2010/wordprocessingGroup" xmlns:wpi="http://schemas.microsoft.com/office/word/2010/wordprocessingInk" xmlns:wne="http://schemas.microsoft.com/office/word/2006/wordml" xmlns:wps="http://schemas.microsoft.com/office/word/2010/wordprocessingShape" mc:Ignorable="w14 w15 w16se w16cid w16 w16cex w16sdtdh w16sdtfl w16du wp14">
+  <w:p>
+    <w:pPr>
+      <w:pStyle w:val="Header"/>
+    </w:pPr>
+  </w:p>
+</w:hdr>
+</file>
+
 <file path=word/numbering.xml><?xml version="1.0" encoding="utf-8"?>
-<w:numbering xmlns:w="http://schemas.openxmlformats.org/wordprocessingml/2006/main">
+<w:numbering xmlns:aink="http://schemas.microsoft.com/office/drawing/2016/ink" xmlns:am3d="http://schemas.microsoft.com/office/drawing/2017/model3d" xmlns:cx="http://schemas.microsoft.com/office/drawing/2014/chartex" xmlns:cx1="http://schemas.microsoft.com/office/drawing/2015/9/8/chartex" xmlns:cx2="http://schemas.microsoft.com/office/drawing/2015/10/21/chartex" xmlns:cx3="http://schemas.microsoft.com/office/drawing/2016/5/9/chartex" xmlns:cx4="http://schemas.microsoft.com/office/drawing/2016/5/10/chartex" xmlns:cx5="http://schemas.microsoft.com/office/drawing/2016/5/11/chartex" xmlns:cx6="http://schemas.microsoft.com/office/drawing/2016/5/12/chartex" xmlns:cx7="http://schemas.microsoft.com/office/drawing/2016/5/13/chartex" xmlns:cx8="http://schemas.microsoft.com/office/drawing/2016/5/14/chartex" xmlns:m="http://schemas.openxmlformats.org/officeDocument/2006/math" xmlns:mc="http://schemas.openxmlformats.org/markup-compatibility/2006" xmlns:o="urn:schemas-microsoft-com:office:office" xmlns:oel="http://schemas.microsoft.com/office/2019/extlst" xmlns:r="http://schemas.openxmlformats.org/officeDocument/2006/relationships" xmlns:v="urn:schemas-microsoft-com:vml" xmlns:w="http://schemas.openxmlformats.org/wordprocessingml/2006/main" xmlns:w10="urn:schemas-microsoft-com:office:word" xmlns:w14="http://schemas.microsoft.com/office/word/2010/wordml" xmlns:w15="http://schemas.microsoft.com/office/word/2012/wordml" xmlns:w16="http://schemas.microsoft.com/office/word/2018/wordml" xmlns:w16cex="http://schemas.microsoft.com/office/word/2018/wordml/cex" xmlns:w16cid="http://schemas.microsoft.com/office/word/2016/wordml/cid" xmlns:w16du="http://schemas.microsoft.com/office/word/2023/wordml/word16du" xmlns:w16sdtdh="http://schemas.microsoft.com/office/word/2020/wordml/sdtdatahash" xmlns:w16sdtfl="http://schemas.microsoft.com/office/word/2024/wordml/sdtformatlock" xmlns:w16se="http://schemas.microsoft.com/office/word/2015/wordml/symex" xmlns:wne="http://schemas.microsoft.com/office/word/2006/wordml" xmlns:wp="http://schemas.openxmlformats.org/drawingml/2006/wordprocessingDrawing" xmlns:wp14="http://schemas.microsoft.com/office/word/2010/wordprocessingDrawing" xmlns:wpc="http://schemas.microsoft.com/office/word/2010/wordprocessingCanvas" xmlns:wpg="http://schemas.microsoft.com/office/word/2010/wordprocessingGroup" xmlns:wpi="http://schemas.microsoft.com/office/word/2010/wordprocessingInk" xmlns:wps="http://schemas.microsoft.com/office/word/2010/wordprocessingShape" mc:Ignorable="w14 w15 w16se w16cid w16 w16cex w16sdtdh w16sdtfl w16du wp14">
+  <w:abstractNum w15:restartNumberingAfterBreak="0" w:abstractNumId="0">
+    <w:nsid w:val="170CD2DE"/>
+    <w:multiLevelType w:val="multilevel"/>
+    <w:tmpl w:val="FB72EDBA"/>
+    <w:lvl w:ilvl="0">
+      <w:numFmt w:val="bullet"/>
+      <w:lvlText w:val=" "/>
+      <w:lvlJc w:val="left"/>
+      <w:pPr>
+        <w:tabs>
+          <w:tab w:pos="0" w:val="num"/>
+        </w:tabs>
+        <w:ind w:hanging="480" w:left="480"/>
+      </w:pPr>
+    </w:lvl>
+    <w:lvl w:ilvl="1">
+      <w:numFmt w:val="bullet"/>
+      <w:lvlText w:val=" "/>
+      <w:lvlJc w:val="left"/>
+      <w:pPr>
+        <w:tabs>
+          <w:tab w:pos="720" w:val="num"/>
+        </w:tabs>
+        <w:ind w:hanging="480" w:left="1200"/>
+      </w:pPr>
+    </w:lvl>
+    <w:lvl w:ilvl="2">
+      <w:numFmt w:val="bullet"/>
+      <w:lvlText w:val=" "/>
+      <w:lvlJc w:val="left"/>
+      <w:pPr>
+        <w:tabs>
+          <w:tab w:pos="1440" w:val="num"/>
+        </w:tabs>
+        <w:ind w:hanging="480" w:left="1920"/>
+      </w:pPr>
+    </w:lvl>
+    <w:lvl w:ilvl="3">
+      <w:numFmt w:val="bullet"/>
+      <w:lvlText w:val=" "/>
+      <w:lvlJc w:val="left"/>
+      <w:pPr>
+        <w:tabs>
+          <w:tab w:pos="2160" w:val="num"/>
+        </w:tabs>
+        <w:ind w:hanging="480" w:left="2640"/>
+      </w:pPr>
+    </w:lvl>
+    <w:lvl w:ilvl="4">
+      <w:numFmt w:val="bullet"/>
+      <w:lvlText w:val=" "/>
+      <w:lvlJc w:val="left"/>
+      <w:pPr>
+        <w:tabs>
+          <w:tab w:pos="2880" w:val="num"/>
+        </w:tabs>
+        <w:ind w:hanging="480" w:left="3360"/>
+      </w:pPr>
+    </w:lvl>
+    <w:lvl w:ilvl="5">
+      <w:numFmt w:val="bullet"/>
+      <w:lvlText w:val=" "/>
+      <w:lvlJc w:val="left"/>
+      <w:pPr>
+        <w:tabs>
+          <w:tab w:pos="3600" w:val="num"/>
+        </w:tabs>
+        <w:ind w:hanging="480" w:left="4080"/>
+      </w:pPr>
+    </w:lvl>
+    <w:lvl w:ilvl="6">
+      <w:numFmt w:val="bullet"/>
+      <w:lvlText w:val=" "/>
+      <w:lvlJc w:val="left"/>
+      <w:pPr>
+        <w:tabs>
+          <w:tab w:pos="4320" w:val="num"/>
+        </w:tabs>
+        <w:ind w:hanging="480" w:left="4800"/>
+      </w:pPr>
+    </w:lvl>
+    <w:lvl w:ilvl="7">
+      <w:numFmt w:val="bullet"/>
+      <w:lvlText w:val=" "/>
+      <w:lvlJc w:val="left"/>
+      <w:pPr>
+        <w:tabs>
+          <w:tab w:pos="5040" w:val="num"/>
+        </w:tabs>
+        <w:ind w:hanging="480" w:left="5520"/>
+      </w:pPr>
+    </w:lvl>
+    <w:lvl w:ilvl="8">
+      <w:numFmt w:val="bullet"/>
+      <w:lvlText w:val=" "/>
+      <w:lvlJc w:val="left"/>
+      <w:pPr>
+        <w:tabs>
+          <w:tab w:pos="5760" w:val="num"/>
+        </w:tabs>
+        <w:ind w:hanging="480" w:left="6240"/>
+      </w:pPr>
+    </w:lvl>
+  </w:abstractNum>
   <w:abstractNum w:abstractNumId="990">
     <w:nsid w:val="0000A990"/>
     <w:multiLevelType w:val="multilevel"/>
@@ -743,6 +1705,9 @@
       </w:pPr>
     </w:lvl>
   </w:abstractNum>
+  <w:num w16cid:durableId="125778032" w:numId="1">
+    <w:abstractNumId w:val="0"/>
+  </w:num>
   <w:num w:numId="1000">
     <w:abstractNumId w:val="990"/>
   </w:num>
@@ -750,7 +1715,7 @@
 </file>
 
 <file path=word/styles.xml><?xml version="1.0" encoding="utf-8"?>
-<w:styles xmlns:r="http://schemas.openxmlformats.org/officeDocument/2006/relationships" xmlns:w="http://schemas.openxmlformats.org/wordprocessingml/2006/main">
+<w:styles xmlns:mc="http://schemas.openxmlformats.org/markup-compatibility/2006" xmlns:r="http://schemas.openxmlformats.org/officeDocument/2006/relationships" xmlns:w="http://schemas.openxmlformats.org/wordprocessingml/2006/main" xmlns:w14="http://schemas.microsoft.com/office/word/2010/wordml" xmlns:w15="http://schemas.microsoft.com/office/word/2012/wordml" xmlns:w16="http://schemas.microsoft.com/office/word/2018/wordml" xmlns:w16cex="http://schemas.microsoft.com/office/word/2018/wordml/cex" xmlns:w16cid="http://schemas.microsoft.com/office/word/2016/wordml/cid" xmlns:w16du="http://schemas.microsoft.com/office/word/2023/wordml/word16du" xmlns:w16sdtdh="http://schemas.microsoft.com/office/word/2020/wordml/sdtdatahash" xmlns:w16sdtfl="http://schemas.microsoft.com/office/word/2024/wordml/sdtformatlock" xmlns:w16se="http://schemas.microsoft.com/office/word/2015/wordml/symex" mc:Ignorable="w14 w15 w16se w16cid w16 w16cex w16sdtdh w16sdtfl w16du">
   <w:docDefaults>
     <w:rPrDefault>
       <w:rPr>
@@ -766,166 +1731,254 @@
       </w:pPr>
     </w:pPrDefault>
   </w:docDefaults>
-  <w:latentStyles w:count="276" w:defLockedState="0" w:defQFormat="0" w:defSemiHidden="0" w:defUIPriority="0" w:defUnhideWhenUsed="0"/>
+  <w:latentStyles w:count="376" w:defLockedState="0" w:defQFormat="0" w:defSemiHidden="0" w:defUIPriority="0" w:defUnhideWhenUsed="0">
+    <w:lsdException w:name="footer" w:uiPriority="99"/>
+    <w:lsdException w:name="Normal Table" w:semiHidden="1" w:unhideWhenUsed="1"/>
+    <w:lsdException w:name="Table Simple 1" w:semiHidden="1" w:unhideWhenUsed="1"/>
+    <w:lsdException w:name="Table Simple 2" w:semiHidden="1" w:unhideWhenUsed="1"/>
+    <w:lsdException w:name="Table Simple 3" w:semiHidden="1" w:unhideWhenUsed="1"/>
+    <w:lsdException w:name="Table Classic 1" w:semiHidden="1" w:unhideWhenUsed="1"/>
+    <w:lsdException w:name="Table Classic 2" w:semiHidden="1" w:unhideWhenUsed="1"/>
+    <w:lsdException w:name="Table Classic 3" w:semiHidden="1" w:unhideWhenUsed="1"/>
+    <w:lsdException w:name="Table Classic 4" w:semiHidden="1" w:unhideWhenUsed="1"/>
+    <w:lsdException w:name="Table Colorful 1" w:semiHidden="1" w:unhideWhenUsed="1"/>
+    <w:lsdException w:name="Table Colorful 2" w:semiHidden="1" w:unhideWhenUsed="1"/>
+    <w:lsdException w:name="Table Colorful 3" w:semiHidden="1" w:unhideWhenUsed="1"/>
+    <w:lsdException w:name="Table Columns 1" w:semiHidden="1" w:unhideWhenUsed="1"/>
+    <w:lsdException w:name="Table Columns 2" w:semiHidden="1" w:unhideWhenUsed="1"/>
+    <w:lsdException w:name="Table Columns 3" w:semiHidden="1" w:unhideWhenUsed="1"/>
+    <w:lsdException w:name="Table Columns 4" w:semiHidden="1" w:unhideWhenUsed="1"/>
+    <w:lsdException w:name="Table Columns 5" w:semiHidden="1" w:unhideWhenUsed="1"/>
+    <w:lsdException w:name="Table Grid 1" w:semiHidden="1" w:unhideWhenUsed="1"/>
+    <w:lsdException w:name="Table Grid 2" w:semiHidden="1" w:unhideWhenUsed="1"/>
+    <w:lsdException w:name="Table Grid 3" w:semiHidden="1" w:unhideWhenUsed="1"/>
+    <w:lsdException w:name="Table Grid 4" w:semiHidden="1" w:unhideWhenUsed="1"/>
+    <w:lsdException w:name="Table Grid 5" w:semiHidden="1" w:unhideWhenUsed="1"/>
+    <w:lsdException w:name="Table Grid 6" w:semiHidden="1" w:unhideWhenUsed="1"/>
+    <w:lsdException w:name="Table Grid 7" w:semiHidden="1" w:unhideWhenUsed="1"/>
+    <w:lsdException w:name="Table Grid 8" w:semiHidden="1" w:unhideWhenUsed="1"/>
+    <w:lsdException w:name="Table List 1" w:semiHidden="1" w:unhideWhenUsed="1"/>
+    <w:lsdException w:name="Table List 2" w:semiHidden="1" w:unhideWhenUsed="1"/>
+    <w:lsdException w:name="Table List 3" w:semiHidden="1" w:unhideWhenUsed="1"/>
+    <w:lsdException w:name="Table List 4" w:semiHidden="1" w:unhideWhenUsed="1"/>
+    <w:lsdException w:name="Table List 5" w:semiHidden="1" w:unhideWhenUsed="1"/>
+    <w:lsdException w:name="Table List 6" w:semiHidden="1" w:unhideWhenUsed="1"/>
+    <w:lsdException w:name="Table List 7" w:semiHidden="1" w:unhideWhenUsed="1"/>
+    <w:lsdException w:name="Table List 8" w:semiHidden="1" w:unhideWhenUsed="1"/>
+    <w:lsdException w:name="Table 3D effects 1" w:semiHidden="1" w:unhideWhenUsed="1"/>
+    <w:lsdException w:name="Table 3D effects 2" w:semiHidden="1" w:unhideWhenUsed="1"/>
+    <w:lsdException w:name="Table 3D effects 3" w:semiHidden="1" w:unhideWhenUsed="1"/>
+    <w:lsdException w:name="Table Contemporary" w:semiHidden="1" w:unhideWhenUsed="1"/>
+    <w:lsdException w:name="Table Elegant" w:semiHidden="1" w:unhideWhenUsed="1"/>
+    <w:lsdException w:name="Table Professional" w:semiHidden="1" w:unhideWhenUsed="1"/>
+    <w:lsdException w:name="Table Subtle 1" w:semiHidden="1" w:unhideWhenUsed="1"/>
+    <w:lsdException w:name="Table Subtle 2" w:semiHidden="1" w:unhideWhenUsed="1"/>
+    <w:lsdException w:name="Table Web 1" w:semiHidden="1" w:unhideWhenUsed="1"/>
+    <w:lsdException w:name="Table Web 2" w:semiHidden="1" w:unhideWhenUsed="1"/>
+    <w:lsdException w:name="Table Web 3" w:semiHidden="1" w:unhideWhenUsed="1"/>
+    <w:lsdException w:name="Table Theme" w:semiHidden="1" w:unhideWhenUsed="1"/>
+    <w:lsdException w:name="Light Shading"/>
+    <w:lsdException w:name="Light List"/>
+    <w:lsdException w:name="Light Grid"/>
+    <w:lsdException w:name="Medium Shading 1"/>
+    <w:lsdException w:name="Medium Shading 2"/>
+    <w:lsdException w:name="Medium List 1"/>
+    <w:lsdException w:name="Medium List 2"/>
+    <w:lsdException w:name="Medium Grid 1"/>
+    <w:lsdException w:name="Medium Grid 2"/>
+    <w:lsdException w:name="Medium Grid 3"/>
+    <w:lsdException w:name="Dark List"/>
+    <w:lsdException w:name="Colorful Shading"/>
+    <w:lsdException w:name="Colorful List"/>
+    <w:lsdException w:name="Colorful Grid"/>
+    <w:lsdException w:name="Light Shading Accent 1"/>
+    <w:lsdException w:name="Light List Accent 1"/>
+    <w:lsdException w:name="Light Grid Accent 1"/>
+    <w:lsdException w:name="Medium Shading 1 Accent 1"/>
+    <w:lsdException w:name="Medium Shading 2 Accent 1"/>
+    <w:lsdException w:name="Medium List 1 Accent 1"/>
+    <w:lsdException w:name="Medium List 2 Accent 1"/>
+    <w:lsdException w:name="Medium Grid 1 Accent 1"/>
+    <w:lsdException w:name="Medium Grid 2 Accent 1"/>
+    <w:lsdException w:name="Medium Grid 3 Accent 1"/>
+    <w:lsdException w:name="Dark List Accent 1"/>
+    <w:lsdException w:name="Colorful Shading Accent 1"/>
+    <w:lsdException w:name="Colorful List Accent 1"/>
+    <w:lsdException w:name="Colorful Grid Accent 1"/>
+    <w:lsdException w:name="Light Shading Accent 2"/>
+    <w:lsdException w:name="Light List Accent 2"/>
+    <w:lsdException w:name="Light Grid Accent 2"/>
+    <w:lsdException w:name="Medium Shading 1 Accent 2"/>
+    <w:lsdException w:name="Medium Shading 2 Accent 2"/>
+    <w:lsdException w:name="Medium List 1 Accent 2"/>
+    <w:lsdException w:name="Medium List 2 Accent 2"/>
+    <w:lsdException w:name="Medium Grid 1 Accent 2"/>
+    <w:lsdException w:name="Medium Grid 2 Accent 2"/>
+    <w:lsdException w:name="Medium Grid 3 Accent 2"/>
+    <w:lsdException w:name="Dark List Accent 2"/>
+    <w:lsdException w:name="Colorful Shading Accent 2"/>
+    <w:lsdException w:name="Colorful List Accent 2"/>
+    <w:lsdException w:name="Colorful Grid Accent 2"/>
+    <w:lsdException w:name="Light Shading Accent 3"/>
+    <w:lsdException w:name="Light List Accent 3"/>
+    <w:lsdException w:name="Light Grid Accent 3"/>
+    <w:lsdException w:name="Medium Shading 1 Accent 3"/>
+    <w:lsdException w:name="Medium Shading 2 Accent 3"/>
+    <w:lsdException w:name="Medium List 1 Accent 3"/>
+    <w:lsdException w:name="Medium List 2 Accent 3"/>
+    <w:lsdException w:name="Medium Grid 1 Accent 3"/>
+    <w:lsdException w:name="Medium Grid 2 Accent 3"/>
+    <w:lsdException w:name="Medium Grid 3 Accent 3"/>
+    <w:lsdException w:name="Dark List Accent 3"/>
+    <w:lsdException w:name="Colorful Shading Accent 3"/>
+    <w:lsdException w:name="Colorful List Accent 3"/>
+    <w:lsdException w:name="Colorful Grid Accent 3"/>
+    <w:lsdException w:name="Light Shading Accent 4"/>
+    <w:lsdException w:name="Light List Accent 4"/>
+    <w:lsdException w:name="Light Grid Accent 4"/>
+    <w:lsdException w:name="Medium Shading 1 Accent 4"/>
+    <w:lsdException w:name="Medium Shading 2 Accent 4"/>
+    <w:lsdException w:name="Medium List 1 Accent 4"/>
+    <w:lsdException w:name="Medium List 2 Accent 4"/>
+    <w:lsdException w:name="Medium Grid 1 Accent 4"/>
+    <w:lsdException w:name="Medium Grid 2 Accent 4"/>
+    <w:lsdException w:name="Medium Grid 3 Accent 4"/>
+    <w:lsdException w:name="Dark List Accent 4"/>
+    <w:lsdException w:name="Colorful Shading Accent 4"/>
+    <w:lsdException w:name="Colorful List Accent 4"/>
+    <w:lsdException w:name="Colorful Grid Accent 4"/>
+    <w:lsdException w:name="Light Shading Accent 5"/>
+    <w:lsdException w:name="Light List Accent 5"/>
+    <w:lsdException w:name="Light Grid Accent 5"/>
+    <w:lsdException w:name="Medium Shading 1 Accent 5"/>
+    <w:lsdException w:name="Medium Shading 2 Accent 5"/>
+    <w:lsdException w:name="Medium List 1 Accent 5"/>
+    <w:lsdException w:name="Medium List 2 Accent 5"/>
+    <w:lsdException w:name="Medium Grid 1 Accent 5"/>
+    <w:lsdException w:name="Medium Grid 2 Accent 5"/>
+    <w:lsdException w:name="Medium Grid 3 Accent 5"/>
+    <w:lsdException w:name="Dark List Accent 5"/>
+    <w:lsdException w:name="Colorful Shading Accent 5"/>
+    <w:lsdException w:name="Colorful List Accent 5"/>
+    <w:lsdException w:name="Colorful Grid Accent 5"/>
+    <w:lsdException w:name="Light Shading Accent 6"/>
+    <w:lsdException w:name="Light List Accent 6"/>
+    <w:lsdException w:name="Light Grid Accent 6"/>
+    <w:lsdException w:name="Medium Shading 1 Accent 6"/>
+    <w:lsdException w:name="Medium Shading 2 Accent 6"/>
+    <w:lsdException w:name="Medium List 1 Accent 6"/>
+    <w:lsdException w:name="Medium List 2 Accent 6"/>
+    <w:lsdException w:name="Medium Grid 1 Accent 6"/>
+    <w:lsdException w:name="Medium Grid 2 Accent 6"/>
+    <w:lsdException w:name="Medium Grid 3 Accent 6"/>
+    <w:lsdException w:name="Dark List Accent 6"/>
+    <w:lsdException w:name="Colorful Shading Accent 6"/>
+    <w:lsdException w:name="Colorful List Accent 6"/>
+    <w:lsdException w:name="Colorful Grid Accent 6"/>
+    <w:lsdException w:name="Grid Table 4" w:uiPriority="49"/>
+    <w:lsdException w:name="Grid Table 5 Dark" w:uiPriority="50"/>
+    <w:lsdException w:name="Grid Table 6 Colorful" w:uiPriority="51"/>
+    <w:lsdException w:name="Grid Table 7 Colorful" w:uiPriority="52"/>
+    <w:lsdException w:name="Grid Table 1 Light Accent 1" w:uiPriority="46"/>
+    <w:lsdException w:name="Grid Table 2 Accent 1" w:uiPriority="47"/>
+    <w:lsdException w:name="Grid Table 3 Accent 1" w:uiPriority="48"/>
+    <w:lsdException w:name="Grid Table 4 Accent 1" w:uiPriority="49"/>
+    <w:lsdException w:name="Grid Table 5 Dark Accent 1" w:uiPriority="50"/>
+    <w:lsdException w:name="Grid Table 6 Colorful Accent 1" w:uiPriority="51"/>
+    <w:lsdException w:name="Grid Table 7 Colorful Accent 1" w:uiPriority="52"/>
+    <w:lsdException w:name="Grid Table 1 Light Accent 2" w:uiPriority="46"/>
+    <w:lsdException w:name="Grid Table 2 Accent 2" w:uiPriority="47"/>
+    <w:lsdException w:name="Grid Table 3 Accent 2" w:uiPriority="48"/>
+    <w:lsdException w:name="Grid Table 4 Accent 2" w:uiPriority="49"/>
+    <w:lsdException w:name="Grid Table 5 Dark Accent 2" w:uiPriority="50"/>
+    <w:lsdException w:name="Grid Table 6 Colorful Accent 2" w:uiPriority="51"/>
+    <w:lsdException w:name="Grid Table 7 Colorful Accent 2" w:uiPriority="52"/>
+    <w:lsdException w:name="Grid Table 1 Light Accent 3" w:uiPriority="46"/>
+    <w:lsdException w:name="Grid Table 2 Accent 3" w:uiPriority="47"/>
+    <w:lsdException w:name="Grid Table 3 Accent 3" w:uiPriority="48"/>
+    <w:lsdException w:name="Grid Table 4 Accent 3" w:uiPriority="49"/>
+    <w:lsdException w:name="Grid Table 5 Dark Accent 3" w:uiPriority="50"/>
+    <w:lsdException w:name="Grid Table 6 Colorful Accent 3" w:uiPriority="51"/>
+    <w:lsdException w:name="Grid Table 7 Colorful Accent 3" w:uiPriority="52"/>
+    <w:lsdException w:name="Grid Table 1 Light Accent 4" w:uiPriority="46"/>
+    <w:lsdException w:name="Grid Table 2 Accent 4" w:uiPriority="47"/>
+    <w:lsdException w:name="Grid Table 3 Accent 4" w:uiPriority="48"/>
+    <w:lsdException w:name="Grid Table 4 Accent 4" w:uiPriority="49"/>
+    <w:lsdException w:name="Grid Table 5 Dark Accent 4" w:uiPriority="50"/>
+    <w:lsdException w:name="Grid Table 6 Colorful Accent 4" w:uiPriority="51"/>
+    <w:lsdException w:name="Grid Table 7 Colorful Accent 4" w:uiPriority="52"/>
+    <w:lsdException w:name="Grid Table 1 Light Accent 5" w:uiPriority="46"/>
+    <w:lsdException w:name="Grid Table 2 Accent 5" w:uiPriority="47"/>
+    <w:lsdException w:name="Grid Table 3 Accent 5" w:uiPriority="48"/>
+    <w:lsdException w:name="Grid Table 4 Accent 5" w:uiPriority="49"/>
+    <w:lsdException w:name="Grid Table 5 Dark Accent 5" w:uiPriority="50"/>
+    <w:lsdException w:name="Grid Table 6 Colorful Accent 5" w:uiPriority="51"/>
+    <w:lsdException w:name="Grid Table 7 Colorful Accent 5" w:uiPriority="52"/>
+    <w:lsdException w:name="Grid Table 1 Light Accent 6" w:uiPriority="46"/>
+    <w:lsdException w:name="Grid Table 2 Accent 6" w:uiPriority="47"/>
+    <w:lsdException w:name="Grid Table 3 Accent 6" w:uiPriority="48"/>
+    <w:lsdException w:name="Grid Table 4 Accent 6" w:uiPriority="49"/>
+    <w:lsdException w:name="Grid Table 5 Dark Accent 6" w:uiPriority="50"/>
+    <w:lsdException w:name="Grid Table 6 Colorful Accent 6" w:uiPriority="51"/>
+    <w:lsdException w:name="Grid Table 7 Colorful Accent 6" w:uiPriority="52"/>
+    <w:lsdException w:name="List Table 1 Light" w:uiPriority="46"/>
+    <w:lsdException w:name="List Table 2" w:uiPriority="47"/>
+    <w:lsdException w:name="List Table 3" w:uiPriority="48"/>
+    <w:lsdException w:name="List Table 4" w:uiPriority="49"/>
+    <w:lsdException w:name="List Table 5 Dark" w:uiPriority="50"/>
+    <w:lsdException w:name="List Table 6 Colorful" w:uiPriority="51"/>
+    <w:lsdException w:name="List Table 7 Colorful" w:uiPriority="52"/>
+    <w:lsdException w:name="List Table 1 Light Accent 1" w:uiPriority="46"/>
+    <w:lsdException w:name="List Table 2 Accent 1" w:uiPriority="47"/>
+    <w:lsdException w:name="List Table 3 Accent 1" w:uiPriority="48"/>
+    <w:lsdException w:name="List Table 4 Accent 1" w:uiPriority="49"/>
+    <w:lsdException w:name="List Table 5 Dark Accent 1" w:uiPriority="50"/>
+    <w:lsdException w:name="List Table 6 Colorful Accent 1" w:uiPriority="51"/>
+    <w:lsdException w:name="List Table 7 Colorful Accent 1" w:uiPriority="52"/>
+    <w:lsdException w:name="List Table 1 Light Accent 2" w:uiPriority="46"/>
+    <w:lsdException w:name="List Table 2 Accent 2" w:uiPriority="47"/>
+    <w:lsdException w:name="List Table 3 Accent 2" w:uiPriority="48"/>
+    <w:lsdException w:name="List Table 4 Accent 2" w:uiPriority="49"/>
+    <w:lsdException w:name="List Table 5 Dark Accent 2" w:uiPriority="50"/>
+    <w:lsdException w:name="List Table 6 Colorful Accent 2" w:uiPriority="51"/>
+    <w:lsdException w:name="List Table 7 Colorful Accent 2" w:uiPriority="52"/>
+    <w:lsdException w:name="List Table 1 Light Accent 3" w:uiPriority="46"/>
+    <w:lsdException w:name="List Table 2 Accent 3" w:uiPriority="47"/>
+    <w:lsdException w:name="List Table 3 Accent 3" w:uiPriority="48"/>
+    <w:lsdException w:name="List Table 4 Accent 3" w:uiPriority="49"/>
+    <w:lsdException w:name="List Table 5 Dark Accent 3" w:uiPriority="50"/>
+    <w:lsdException w:name="List Table 6 Colorful Accent 3" w:uiPriority="51"/>
+    <w:lsdException w:name="List Table 7 Colorful Accent 3" w:uiPriority="52"/>
+    <w:lsdException w:name="List Table 1 Light Accent 4" w:uiPriority="46"/>
+    <w:lsdException w:name="List Table 2 Accent 4" w:uiPriority="47"/>
+    <w:lsdException w:name="List Table 3 Accent 4" w:uiPriority="48"/>
+    <w:lsdException w:name="List Table 4 Accent 4" w:uiPriority="49"/>
+    <w:lsdException w:name="List Table 5 Dark Accent 4" w:uiPriority="50"/>
+    <w:lsdException w:name="List Table 6 Colorful Accent 4" w:uiPriority="51"/>
+    <w:lsdException w:name="List Table 7 Colorful Accent 4" w:uiPriority="52"/>
+    <w:lsdException w:name="List Table 1 Light Accent 5" w:uiPriority="46"/>
+    <w:lsdException w:name="List Table 2 Accent 5" w:uiPriority="47"/>
+    <w:lsdException w:name="List Table 3 Accent 5" w:uiPriority="48"/>
+    <w:lsdException w:name="List Table 4 Accent 5" w:uiPriority="49"/>
+    <w:lsdException w:name="List Table 5 Dark Accent 5" w:uiPriority="50"/>
+    <w:lsdException w:name="List Table 6 Colorful Accent 5" w:uiPriority="51"/>
+    <w:lsdException w:name="List Table 7 Colorful Accent 5" w:uiPriority="52"/>
+    <w:lsdException w:name="List Table 1 Light Accent 6" w:uiPriority="46"/>
+    <w:lsdException w:name="List Table 2 Accent 6" w:uiPriority="47"/>
+    <w:lsdException w:name="List Table 3 Accent 6" w:uiPriority="48"/>
+    <w:lsdException w:name="List Table 4 Accent 6" w:uiPriority="49"/>
+    <w:lsdException w:name="List Table 5 Dark Accent 6" w:uiPriority="50"/>
+    <w:lsdException w:name="List Table 6 Colorful Accent 6" w:uiPriority="51"/>
+    <w:lsdException w:name="List Table 7 Colorful Accent 6" w:uiPriority="52"/>
+    <w:lsdException w:name="Mention" w:semiHidden="1" w:uiPriority="99" w:unhideWhenUsed="1"/>
+    <w:lsdException w:name="Smart Hyperlink" w:semiHidden="1" w:uiPriority="99" w:unhideWhenUsed="1"/>
+    <w:lsdException w:name="Hashtag" w:semiHidden="1" w:uiPriority="99" w:unhideWhenUsed="1"/>
+    <w:lsdException w:name="Unresolved Mention" w:semiHidden="1" w:uiPriority="99" w:unhideWhenUsed="1"/>
+    <w:lsdException w:name="Smart Link" w:semiHidden="1" w:uiPriority="99" w:unhideWhenUsed="1"/>
+  </w:latentStyles>
   <w:style w:default="1" w:styleId="Normal" w:type="paragraph">
     <w:name w:val="Normal"/>
     <w:qFormat/>
-  </w:style>
-  <w:style w:styleId="BodyText" w:type="paragraph">
-    <w:name w:val="Body Text"/>
-    <w:basedOn w:val="Normal"/>
-    <w:link w:val="BodyTextChar"/>
-    <w:qFormat/>
-    <w:pPr>
-      <w:spacing w:after="180" w:before="180"/>
-    </w:pPr>
-  </w:style>
-  <w:style w:customStyle="1" w:styleId="FirstParagraph" w:type="paragraph">
-    <w:name w:val="First Paragraph"/>
-    <w:basedOn w:val="BodyText"/>
-    <w:next w:val="BodyText"/>
-    <w:qFormat/>
-  </w:style>
-  <w:style w:customStyle="1" w:styleId="Compact" w:type="paragraph">
-    <w:name w:val="Compact"/>
-    <w:basedOn w:val="BodyText"/>
-    <w:qFormat/>
-    <w:pPr>
-      <w:spacing w:after="36" w:before="36"/>
-    </w:pPr>
-  </w:style>
-  <w:style w:styleId="Title" w:type="paragraph">
-    <w:name w:val="Title"/>
-    <w:basedOn w:val="Normal"/>
-    <w:next w:val="BodyText"/>
-    <w:link w:val="TitleChar"/>
-    <w:uiPriority w:val="10"/>
-    <w:qFormat/>
-    <w:rsid w:val="00A10FD9"/>
-    <w:pPr>
-      <w:spacing w:after="80" w:line="240" w:lineRule="auto"/>
-      <w:contextualSpacing/>
-      <w:jc w:val="center"/>
-    </w:pPr>
-    <w:rPr>
-      <w:rFonts w:asciiTheme="majorHAnsi" w:cstheme="majorBidi" w:eastAsiaTheme="majorEastAsia" w:hAnsiTheme="majorHAnsi"/>
-      <w:sz w:val="56"/>
-      <w:szCs w:val="56"/>
-    </w:rPr>
-  </w:style>
-  <w:style w:customStyle="1" w:styleId="TitleChar" w:type="character">
-    <w:name w:val="Title Char"/>
-    <w:basedOn w:val="DefaultParagraphFont"/>
-    <w:link w:val="Title"/>
-    <w:uiPriority w:val="10"/>
-    <w:rsid w:val="00A10FD9"/>
-    <w:rPr>
-      <w:rFonts w:asciiTheme="majorHAnsi" w:cstheme="majorBidi" w:eastAsiaTheme="majorEastAsia" w:hAnsiTheme="majorHAnsi"/>
-      <w:sz w:val="56"/>
-      <w:szCs w:val="56"/>
-    </w:rPr>
-  </w:style>
-  <w:style w:styleId="Subtitle" w:type="paragraph">
-    <w:name w:val="Subtitle"/>
-    <w:basedOn w:val="Title"/>
-    <w:next w:val="BodyText"/>
-    <w:link w:val="SubtitleChar"/>
-    <w:uiPriority w:val="11"/>
-    <w:qFormat/>
-    <w:rsid w:val="00A10FD9"/>
-    <w:pPr>
-      <w:numPr>
-        <w:ilvl w:val="1"/>
-      </w:numPr>
-    </w:pPr>
-    <w:rPr>
-      <w:rFonts w:cstheme="majorBidi" w:eastAsiaTheme="majorEastAsia"/>
-      <w:spacing w:val="15"/>
-      <w:sz w:val="28"/>
-      <w:szCs w:val="28"/>
-    </w:rPr>
-  </w:style>
-  <w:style w:customStyle="1" w:styleId="SubtitleChar" w:type="character">
-    <w:name w:val="Subtitle Char"/>
-    <w:basedOn w:val="DefaultParagraphFont"/>
-    <w:link w:val="Subtitle"/>
-    <w:uiPriority w:val="11"/>
-    <w:rsid w:val="00A10FD9"/>
-    <w:rPr>
-      <w:rFonts w:cstheme="majorBidi" w:eastAsiaTheme="majorEastAsia"/>
-      <w:color w:themeColor="text1" w:themeTint="A6" w:val="595959"/>
-      <w:spacing w:val="15"/>
-      <w:sz w:val="28"/>
-      <w:szCs w:val="28"/>
-    </w:rPr>
-  </w:style>
-  <w:style w:customStyle="1" w:styleId="Author" w:type="paragraph">
-    <w:name w:val="Author"/>
-    <w:basedOn w:val="Title"/>
-    <w:next w:val="BodyText"/>
-    <w:qFormat/>
-    <w:pPr>
-      <w:keepNext/>
-      <w:keepLines/>
-    </w:pPr>
-    <w:rPr>
-      <w:sz w:val="24"/>
-      <w:szCs w:val="24"/>
-    </w:rPr>
-  </w:style>
-  <w:style w:styleId="Date" w:type="paragraph">
-    <w:name w:val="Date"/>
-    <w:basedOn w:val="Title"/>
-    <w:next w:val="BodyText"/>
-    <w:qFormat/>
-    <w:pPr>
-      <w:keepNext/>
-      <w:keepLines/>
-    </w:pPr>
-    <w:rPr>
-      <w:sz w:val="24"/>
-      <w:szCs w:val="24"/>
-    </w:rPr>
-  </w:style>
-  <w:style w:customStyle="1" w:styleId="AbstractTitle" w:type="paragraph">
-    <w:name w:val="Abstract Title"/>
-    <w:basedOn w:val="Normal"/>
-    <w:next w:val="Abstract"/>
-    <w:qFormat/>
-    <w:pPr>
-      <w:keepNext/>
-      <w:keepLines/>
-      <w:spacing w:after="0" w:before="300"/>
-      <w:jc w:val="center"/>
-    </w:pPr>
-    <w:rPr>
-      <w:b/>
-      <w:sz w:val="20"/>
-      <w:szCs w:val="20"/>
-    </w:rPr>
-  </w:style>
-  <w:style w:customStyle="1" w:styleId="Abstract" w:type="paragraph">
-    <w:name w:val="Abstract"/>
-    <w:basedOn w:val="Normal"/>
-    <w:next w:val="BodyText"/>
-    <w:qFormat/>
-    <w:pPr>
-      <w:keepNext/>
-      <w:keepLines/>
-      <w:spacing w:after="300" w:before="100"/>
-    </w:pPr>
-    <w:rPr>
-      <w:sz w:val="20"/>
-      <w:szCs w:val="20"/>
-    </w:rPr>
-  </w:style>
-  <w:style w:styleId="Bibliography" w:type="paragraph">
-    <w:name w:val="Bibliography"/>
-    <w:basedOn w:val="Normal"/>
-    <w:next w:val="Bibliography"/>
-    <w:qFormat/>
-    <w:pPr/>
-    <w:rPr/>
   </w:style>
   <w:style w:styleId="Heading1" w:type="paragraph">
     <w:name w:val="heading 1"/>
@@ -1126,6 +2179,184 @@
       <w:color w:themeColor="text1" w:themeTint="D8" w:val="272727"/>
     </w:rPr>
   </w:style>
+  <w:style w:default="1" w:styleId="DefaultParagraphFont" w:type="character">
+    <w:name w:val="Default Paragraph Font"/>
+    <w:uiPriority w:val="1"/>
+    <w:semiHidden/>
+    <w:unhideWhenUsed/>
+  </w:style>
+  <w:style w:default="1" w:styleId="TableNormal" w:type="table">
+    <w:name w:val="Normal Table"/>
+    <w:uiPriority w:val="99"/>
+    <w:semiHidden/>
+    <w:unhideWhenUsed/>
+    <w:tblPr>
+      <w:tblInd w:type="dxa" w:w="0"/>
+      <w:tblCellMar>
+        <w:top w:type="dxa" w:w="0"/>
+        <w:left w:type="dxa" w:w="108"/>
+        <w:bottom w:type="dxa" w:w="0"/>
+        <w:right w:type="dxa" w:w="108"/>
+      </w:tblCellMar>
+    </w:tblPr>
+  </w:style>
+  <w:style w:default="1" w:styleId="NoList" w:type="numbering">
+    <w:name w:val="No List"/>
+    <w:uiPriority w:val="99"/>
+    <w:semiHidden/>
+    <w:unhideWhenUsed/>
+  </w:style>
+  <w:style w:styleId="BodyText" w:type="paragraph">
+    <w:name w:val="Body Text"/>
+    <w:basedOn w:val="Normal"/>
+    <w:qFormat/>
+    <w:pPr>
+      <w:spacing w:after="180" w:before="180"/>
+    </w:pPr>
+  </w:style>
+  <w:style w:customStyle="1" w:styleId="FirstParagraph" w:type="paragraph">
+    <w:name w:val="First Paragraph"/>
+    <w:basedOn w:val="BodyText"/>
+    <w:next w:val="BodyText"/>
+    <w:qFormat/>
+  </w:style>
+  <w:style w:customStyle="1" w:styleId="Compact" w:type="paragraph">
+    <w:name w:val="Compact"/>
+    <w:basedOn w:val="BodyText"/>
+    <w:qFormat/>
+    <w:pPr>
+      <w:spacing w:after="36" w:before="36"/>
+    </w:pPr>
+  </w:style>
+  <w:style w:styleId="Title" w:type="paragraph">
+    <w:name w:val="Title"/>
+    <w:basedOn w:val="Normal"/>
+    <w:next w:val="BodyText"/>
+    <w:link w:val="TitleChar"/>
+    <w:uiPriority w:val="10"/>
+    <w:qFormat/>
+    <w:rsid w:val="00A10FD9"/>
+    <w:pPr>
+      <w:spacing w:after="80"/>
+      <w:contextualSpacing/>
+      <w:jc w:val="center"/>
+    </w:pPr>
+    <w:rPr>
+      <w:rFonts w:asciiTheme="majorHAnsi" w:cstheme="majorBidi" w:eastAsiaTheme="majorEastAsia" w:hAnsiTheme="majorHAnsi"/>
+      <w:sz w:val="56"/>
+      <w:szCs w:val="56"/>
+    </w:rPr>
+  </w:style>
+  <w:style w:customStyle="1" w:styleId="TitleChar" w:type="character">
+    <w:name w:val="Title Char"/>
+    <w:basedOn w:val="DefaultParagraphFont"/>
+    <w:link w:val="Title"/>
+    <w:uiPriority w:val="10"/>
+    <w:rsid w:val="00A10FD9"/>
+    <w:rPr>
+      <w:rFonts w:asciiTheme="majorHAnsi" w:cstheme="majorBidi" w:eastAsiaTheme="majorEastAsia" w:hAnsiTheme="majorHAnsi"/>
+      <w:sz w:val="56"/>
+      <w:szCs w:val="56"/>
+    </w:rPr>
+  </w:style>
+  <w:style w:styleId="Subtitle" w:type="paragraph">
+    <w:name w:val="Subtitle"/>
+    <w:basedOn w:val="Title"/>
+    <w:next w:val="BodyText"/>
+    <w:link w:val="SubtitleChar"/>
+    <w:uiPriority w:val="11"/>
+    <w:qFormat/>
+    <w:rsid w:val="00A10FD9"/>
+    <w:pPr>
+      <w:numPr>
+        <w:ilvl w:val="1"/>
+      </w:numPr>
+    </w:pPr>
+    <w:rPr>
+      <w:spacing w:val="15"/>
+      <w:sz w:val="28"/>
+      <w:szCs w:val="28"/>
+    </w:rPr>
+  </w:style>
+  <w:style w:customStyle="1" w:styleId="SubtitleChar" w:type="character">
+    <w:name w:val="Subtitle Char"/>
+    <w:basedOn w:val="DefaultParagraphFont"/>
+    <w:link w:val="Subtitle"/>
+    <w:uiPriority w:val="11"/>
+    <w:rsid w:val="00A10FD9"/>
+    <w:rPr>
+      <w:rFonts w:cstheme="majorBidi" w:eastAsiaTheme="majorEastAsia"/>
+      <w:color w:themeColor="text1" w:themeTint="A6" w:val="595959"/>
+      <w:spacing w:val="15"/>
+      <w:sz w:val="28"/>
+      <w:szCs w:val="28"/>
+    </w:rPr>
+  </w:style>
+  <w:style w:customStyle="1" w:styleId="Author" w:type="paragraph">
+    <w:name w:val="Author"/>
+    <w:basedOn w:val="Title"/>
+    <w:next w:val="BodyText"/>
+    <w:qFormat/>
+    <w:pPr>
+      <w:keepNext/>
+      <w:keepLines/>
+    </w:pPr>
+    <w:rPr>
+      <w:sz w:val="24"/>
+      <w:szCs w:val="24"/>
+    </w:rPr>
+  </w:style>
+  <w:style w:styleId="Date" w:type="paragraph">
+    <w:name w:val="Date"/>
+    <w:basedOn w:val="Title"/>
+    <w:next w:val="BodyText"/>
+    <w:qFormat/>
+    <w:pPr>
+      <w:keepNext/>
+      <w:keepLines/>
+    </w:pPr>
+    <w:rPr>
+      <w:sz w:val="24"/>
+      <w:szCs w:val="24"/>
+    </w:rPr>
+  </w:style>
+  <w:style w:customStyle="1" w:styleId="AbstractTitle" w:type="paragraph">
+    <w:name w:val="Abstract Title"/>
+    <w:basedOn w:val="Normal"/>
+    <w:next w:val="Abstract"/>
+    <w:qFormat/>
+    <w:pPr>
+      <w:keepNext/>
+      <w:keepLines/>
+      <w:spacing w:after="0" w:before="300"/>
+      <w:jc w:val="center"/>
+    </w:pPr>
+    <w:rPr>
+      <w:b/>
+      <w:sz w:val="20"/>
+      <w:szCs w:val="20"/>
+    </w:rPr>
+  </w:style>
+  <w:style w:customStyle="1" w:styleId="Abstract" w:type="paragraph">
+    <w:name w:val="Abstract"/>
+    <w:basedOn w:val="Normal"/>
+    <w:next w:val="BodyText"/>
+    <w:qFormat/>
+    <w:pPr>
+      <w:keepNext/>
+      <w:keepLines/>
+      <w:spacing w:after="300" w:before="100"/>
+    </w:pPr>
+    <w:rPr>
+      <w:sz w:val="20"/>
+      <w:szCs w:val="20"/>
+    </w:rPr>
+  </w:style>
+  <w:style w:styleId="Bibliography" w:type="paragraph">
+    <w:name w:val="Bibliography"/>
+    <w:basedOn w:val="Normal"/>
+    <w:qFormat/>
+  </w:style>
   <w:style w:customStyle="1" w:styleId="Heading1Char" w:type="character">
     <w:name w:val="Heading 1 Char"/>
     <w:basedOn w:val="DefaultParagraphFont"/>
@@ -1254,18 +2485,17 @@
     <w:qFormat/>
     <w:pPr>
       <w:spacing w:after="100" w:before="100"/>
-      <w:ind w:firstLine="0" w:left="480" w:right="480"/>
+      <w:ind w:left="480" w:right="480"/>
     </w:pPr>
   </w:style>
   <w:style w:styleId="FootnoteText" w:type="paragraph">
-    <w:name w:val="Footnote Text"/>
+    <w:name w:val="footnote text"/>
     <w:basedOn w:val="Normal"/>
-    <w:next w:val="FootnoteText"/>
     <w:uiPriority w:val="9"/>
     <w:unhideWhenUsed/>
     <w:qFormat/>
   </w:style>
-  <w:style w:styleId="FootnoteBlockText" w:type="paragraph">
+  <w:style w:customStyle="1" w:styleId="FootnoteBlockText" w:type="paragraph">
     <w:name w:val="Footnote Block Text"/>
     <w:basedOn w:val="FootnoteText"/>
     <w:next w:val="FootnoteText"/>
@@ -1274,17 +2504,11 @@
     <w:qFormat/>
     <w:pPr>
       <w:spacing w:after="100" w:before="100"/>
-      <w:ind w:firstLine="0" w:left="480" w:right="480"/>
+      <w:ind w:left="480" w:right="480"/>
     </w:pPr>
   </w:style>
-  <w:style w:default="1" w:styleId="DefaultParagraphFont" w:type="character">
-    <w:name w:val="Default Paragraph Font"/>
-    <w:semiHidden/>
-    <w:unhideWhenUsed/>
-  </w:style>
-  <w:style w:default="1" w:styleId="Table" w:type="table">
+  <w:style w:customStyle="1" w:styleId="Table" w:type="table">
     <w:name w:val="Table"/>
-    <w:basedOn w:val="TableNormal"/>
     <w:semiHidden/>
     <w:unhideWhenUsed/>
     <w:qFormat/>
@@ -1300,14 +2524,13 @@
     <w:tblStylePr w:type="firstRow">
       <w:tblPr>
         <w:jc w:val="left"/>
-        <w:tblInd w:type="dxa" w:w="0"/>
       </w:tblPr>
       <w:trPr>
         <w:jc w:val="left"/>
       </w:trPr>
       <w:tcPr>
         <w:tcBorders>
-          <w:bottom w:val="single"/>
+          <w:bottom w:color="auto" w:space="0" w:sz="0" w:val="single"/>
         </w:tcBorders>
         <w:vAlign w:val="bottom"/>
       </w:tcPr>
@@ -1331,11 +2554,11 @@
     <w:basedOn w:val="Normal"/>
   </w:style>
   <w:style w:styleId="Caption" w:type="paragraph">
-    <w:name w:val="Caption"/>
+    <w:name w:val="caption"/>
     <w:basedOn w:val="Normal"/>
-    <w:link w:val="BodyTextChar"/>
+    <w:link w:val="CaptionChar"/>
     <w:pPr>
-      <w:spacing w:after="120" w:before="0"/>
+      <w:spacing w:after="120"/>
     </w:pPr>
     <w:rPr>
       <w:i/>
@@ -1363,14 +2586,14 @@
       <w:keepNext/>
     </w:pPr>
   </w:style>
-  <w:style w:customStyle="1" w:styleId="BodyTextChar" w:type="character">
-    <w:name w:val="Body Text Char"/>
+  <w:style w:customStyle="1" w:styleId="CaptionChar" w:type="character">
+    <w:name w:val="Caption Char"/>
     <w:basedOn w:val="DefaultParagraphFont"/>
-    <w:link w:val="BodyText"/>
+    <w:link w:val="Caption"/>
   </w:style>
   <w:style w:customStyle="1" w:styleId="VerbatimChar" w:type="character">
     <w:name w:val="Verbatim Char"/>
-    <w:basedOn w:val="BodyTextChar"/>
+    <w:basedOn w:val="CaptionChar"/>
     <w:rPr>
       <w:rFonts w:ascii="Consolas" w:hAnsi="Consolas"/>
       <w:sz w:val="22"/>
@@ -1378,20 +2601,20 @@
   </w:style>
   <w:style w:customStyle="1" w:styleId="SectionNumber" w:type="character">
     <w:name w:val="Section Number"/>
-    <w:basedOn w:val="BodyTextChar"/>
+    <w:basedOn w:val="CaptionChar"/>
   </w:style>
   <w:style w:styleId="FootnoteReference" w:type="character">
-    <w:name w:val="Footnote Reference"/>
-    <w:basedOn w:val="BodyTextChar"/>
+    <w:name w:val="footnote reference"/>
+    <w:basedOn w:val="CaptionChar"/>
     <w:rPr>
       <w:vertAlign w:val="superscript"/>
     </w:rPr>
   </w:style>
   <w:style w:styleId="Hyperlink" w:type="character">
     <w:name w:val="Hyperlink"/>
-    <w:basedOn w:val="BodyTextChar"/>
-    <w:rPr>
-      <w:color w:themeColor="accent1" w:val="4F81BD"/>
+    <w:basedOn w:val="CaptionChar"/>
+    <w:rPr>
+      <w:color w:themeColor="accent1" w:val="156082"/>
     </w:rPr>
   </w:style>
   <w:style w:styleId="TOCHeading" w:type="paragraph">
@@ -1405,12 +2628,46 @@
       <w:spacing w:before="240" w:line="259" w:lineRule="auto"/>
       <w:outlineLvl w:val="9"/>
     </w:pPr>
-    <w:rPr>
-      <w:rFonts w:asciiTheme="majorHAnsi" w:cstheme="majorBidi" w:eastAsiaTheme="majorEastAsia" w:hAnsiTheme="majorHAnsi"/>
-      <w:b w:val="0"/>
-      <w:bCs w:val="0"/>
-      <w:color w:themeColor="accent1" w:themeShade="BF" w:val="365F91"/>
-    </w:rPr>
+  </w:style>
+  <w:style w:styleId="Header" w:type="paragraph">
+    <w:name w:val="header"/>
+    <w:basedOn w:val="Normal"/>
+    <w:link w:val="HeaderChar"/>
+    <w:rsid w:val="00497B28"/>
+    <w:pPr>
+      <w:tabs>
+        <w:tab w:pos="4680" w:val="center"/>
+        <w:tab w:pos="9360" w:val="right"/>
+      </w:tabs>
+      <w:spacing w:after="0"/>
+    </w:pPr>
+  </w:style>
+  <w:style w:customStyle="1" w:styleId="HeaderChar" w:type="character">
+    <w:name w:val="Header Char"/>
+    <w:basedOn w:val="DefaultParagraphFont"/>
+    <w:link w:val="Header"/>
+    <w:rsid w:val="00497B28"/>
+  </w:style>
+  <w:style w:styleId="Footer" w:type="paragraph">
+    <w:name w:val="footer"/>
+    <w:basedOn w:val="Normal"/>
+    <w:link w:val="FooterChar"/>
+    <w:uiPriority w:val="99"/>
+    <w:rsid w:val="00497B28"/>
+    <w:pPr>
+      <w:tabs>
+        <w:tab w:pos="4680" w:val="center"/>
+        <w:tab w:pos="9360" w:val="right"/>
+      </w:tabs>
+      <w:spacing w:after="0"/>
+    </w:pPr>
+  </w:style>
+  <w:style w:customStyle="1" w:styleId="FooterChar" w:type="character">
+    <w:name w:val="Footer Char"/>
+    <w:basedOn w:val="DefaultParagraphFont"/>
+    <w:link w:val="Footer"/>
+    <w:uiPriority w:val="99"/>
+    <w:rsid w:val="00497B28"/>
   </w:style>
   <w:style w:type="paragraph" w:customStyle="1" w:styleId="SourceCode">
     <w:name w:val="Source Code"/>

--- a/delta_hydro.docx
+++ b/delta_hydro.docx
@@ -26,7 +26,7 @@
           <w:i/>
           <w:iCs/>
         </w:rPr>
-        <w:t xml:space="preserve">January 29, 2026</w:t>
+        <w:t xml:space="preserve">February 17, 2026</w:t>
       </w:r>
     </w:p>
     <w:bookmarkStart w:id="20" w:name="operational-and-regulatory-conditions"/>
@@ -43,7 +43,7 @@
         <w:pStyle w:val="FirstParagraph"/>
       </w:pPr>
       <w:r>
-        <w:t xml:space="preserve">Entrainment management is the current controlling factor. See most recent weekly outlook for more information.</w:t>
+        <w:t xml:space="preserve">The current controlling factor is Delta Outflow X2. See most recent weekly outlook for more information.</w:t>
       </w:r>
     </w:p>
     <w:bookmarkEnd w:id="20"/>
@@ -61,7 +61,7 @@
         <w:pStyle w:val="FirstParagraph"/>
       </w:pPr>
       <w:r>
-        <w:t xml:space="preserve">Most recent inflow at Freeport in the Sacramento River and Vernalis in the San Joaquin River is 25,094 and 1,996 cfs respectively. Most recent 1-day, 5-day, and 14-day OMRI measurements were -4,945, -4,894, and -5,061 respectively, and most recent export data were 3,551 for Jones Pumping Plant and 1,734 for Henry O. Banks Pumping Plant.</w:t>
+        <w:t xml:space="preserve">Most recent inflow at Freeport in the Sacramento River and Vernalis in the San Joaquin River is 31,197 and 2,851 cfs respectively. Most recent 1-day, 5-day, and 14-day OMRI measurements were -4,989, -4,205, and -5,061 cfs respectively, and most recent export data were 3,551 cfs for Jones Pumping Plant and 1,734 cfs for Henry O. Banks Pumping Plant.</w:t>
       </w:r>
     </w:p>
     <w:tbl>
@@ -189,7 +189,6 @@
                 <w:trHeight w:val="360" w:hRule="auto"/>
                 <w:tblHeader/>
               </w:trPr>
-              header1
               <w:tc>
                 <w:tcPr>
                   <w:tcBorders>
@@ -519,7 +518,6 @@
               <w:trPr>
                 <w:trHeight w:val="360" w:hRule="auto"/>
               </w:trPr>
-              body1
               <w:tc>
                 <w:tcPr>
                   <w:tcBorders>
@@ -849,7 +847,6 @@
               <w:trPr>
                 <w:trHeight w:val="360" w:hRule="auto"/>
               </w:trPr>
-              body2
               <w:tc>
                 <w:tcPr>
                   <w:tcBorders>
@@ -1249,7 +1246,7 @@
         <w:t xml:space="preserve"> </w:t>
       </w:r>
       <w:r>
-        <w:t xml:space="preserve">‘medmed’</w:t>
+        <w:t xml:space="preserve">‘hihi’</w:t>
       </w:r>
       <w:r>
         <w:t xml:space="preserve"> </w:t>
@@ -1281,13 +1278,13 @@
         <w:t xml:space="preserve"> </w:t>
       </w:r>
       <w:r>
-        <w:t xml:space="preserve">“medmed”</w:t>
+        <w:t xml:space="preserve">“hihi”</w:t>
       </w:r>
       <w:r>
         <w:t xml:space="preserve"> </w:t>
       </w:r>
       <w:r>
-        <w:t xml:space="preserve">hydrology is 26, 49, 101 and 163 kilometeres (km) across OMR bins of -2000, -3500, -5000 and &lt;-5500 respectively.</w:t>
+        <w:t xml:space="preserve">hydrology is 99, 100, 119 and 114 kilometers (km) across OMR bins of -2000, -3500, -5000 and &lt;-5500 respectively.</w:t>
       </w:r>
     </w:p>
     <w:p>
@@ -1295,7 +1292,7 @@
         <w:pStyle w:val="BodyText"/>
       </w:pPr>
       <w:r>
-        <w:t xml:space="preserve">Change in altered channel length between OMR levels is 88 km for current conditions and 137 km for forecasted conditions indicating that ZOI impacts across OMR scenarios would increase between current and forecasted conditions. Across the nine hydrology bins, changes in altered channel length across OMR scenarios are moderate (between 25th and 75th percentiles) and high (&gt;75th percentile) respectively for current and forecasted hydrology.</w:t>
+        <w:t xml:space="preserve">Change in altered channel length between OMR levels is 88 km for current conditions and 15 km for forecasted conditions indicating that ZOI impacts across OMR scenarios would decrease between current and forecasted conditions. Across the nine hydrology bins, changes in altered channel length across OMR scenarios are moderate (between 25th and 75th percentiles) and low (&lt;25th percentile) respectively for current and forecasted hydrology.</w:t>
       </w:r>
     </w:p>
     <w:tbl>
